--- a/参赛材料/CampusFlow作品说明文档.docx
+++ b/参赛材料/CampusFlow作品说明文档.docx
@@ -3931,7 +3931,7 @@
                 <w:color w:val="212121"/>
                 <w:sz w:val="20"/>
               </w:rPr>
-              <w:t>四项核心指标（课程数、累计专注时长、待办数、平均进度）、近 7 天专注趋势、课程分类占比、今日安排、待办提醒、重点关注课程、数据与隐私卡片</w:t>
+              <w:t>四项核心指标（课程数、累计专注时长、待办数、平均进度）、近 7 天专注趋势、13 周专注热力图、课程分类占比、今日安排、待办提醒、重点关注课程、数据与隐私卡片</w:t>
             </w:r>
           </w:p>
         </w:tc>
@@ -4045,7 +4045,7 @@
                 <w:color w:val="212121"/>
                 <w:sz w:val="20"/>
               </w:rPr>
-              <w:t>课表冲突提示、今日计划时间轴（含每段安排理由）、时间预算（已排 / 容量）、本周负荷、排程规则说明、重新排程</w:t>
+              <w:t>课表冲突提示、今日计划时间轴（含每段安排理由与可展开的算分明细）、时间预算（已排 / 容量）、本周负荷、排程规则说明、重新排程</w:t>
             </w:r>
           </w:p>
         </w:tc>
@@ -8145,7 +8145,7 @@
           <w:color w:val="212121"/>
           <w:sz w:val="24"/>
         </w:rPr>
-        <w:t xml:space="preserve"> 首次访问时写入 8 门课程、6 项任务、3 个目标和 14 天专注历史，并用 </w:t>
+        <w:t xml:space="preserve"> 首次访问时写入 8 门课程、7 项任务、3 个目标和 70 天专注历史，并用 </w:t>
       </w:r>
       <w:r>
         <w:rPr>
@@ -12425,6 +12425,33 @@
       <w:r>
         <w:rPr>
           <w:rFonts w:hint="eastAsia" w:ascii="宋体" w:hAnsi="宋体" w:eastAsia="宋体" w:cs="宋体"/>
+          <w:b w:val="1"/>
+          <w:color w:val="14306b"/>
+          <w:sz w:val="24"/>
+        </w:rPr>
+        <w:t>界面上的对照。</w:t>
+      </w:r>
+      <w:r>
+        <w:rPr>
+          <w:rFonts w:hint="eastAsia" w:ascii="宋体" w:hAnsi="宋体" w:eastAsia="宋体" w:cs="宋体"/>
+          <w:color w:val="212121"/>
+          <w:sz w:val="24"/>
+        </w:rPr>
+        <w:t xml:space="preserve"> 以上过程不需要靠文档推算：排程页的每一段安排都可以展开"算分明细"，逐行列出三个因子的取值、权重、得分与依据，末尾给出取整前的原始值与合计，并注明该任务在本批候选中的排名；顺延项则标出得分与所需时长，明确它是"放不下"而不是"分数不够"。本节算例与界面上的表格一一对应，评审核对结果时不必阅读源码。</w:t>
+      </w:r>
+    </w:p>
+    <w:p>
+      <w:pPr>
+        <w:spacing w:before="0" w:after="120" w:line="388"/>
+        <w:ind w:firstLine="480"/>
+        <w:jc w:val="both"/>
+        <w:rPr>
+          <w:color w:val="212121"/>
+        </w:rPr>
+      </w:pPr>
+      <w:r>
+        <w:rPr>
+          <w:rFonts w:hint="eastAsia" w:ascii="宋体" w:hAnsi="宋体" w:eastAsia="宋体" w:cs="宋体"/>
           <w:color w:val="212121"/>
           <w:sz w:val="24"/>
         </w:rPr>
@@ -18793,7 +18820,7 @@
           <w:color w:val="212121"/>
           <w:sz w:val="24"/>
         </w:rPr>
-        <w:t>首次打开会看到 8 门课程、6 项任务、3 个目标和 14 天专注历史的示例数据。建议按以下顺序体验：先到课程表页确认或修改课程 → 到任务页添加一项真实任务并设置预计时长 → 打开智能排程页查看今晚的安排与理由 → 到专注页完成一个番茄 → 回到仪表盘看数据变化。若要开始自己的真实记录，在仪表盘底部"数据与隐私"卡片中清空示例数据即可。</w:t>
+        <w:t>首次打开会看到 8 门课程、7 项任务、3 个目标和 70 天专注历史的示例数据。建议按以下顺序体验：先到课程表页确认或修改课程 → 到任务页添加一项真实任务并设置预计时长 → 打开智能排程页查看今晚的安排与理由 → 到专注页完成一个番茄 → 回到仪表盘看数据变化。若要开始自己的真实记录，在仪表盘底部"数据与隐私"卡片中清空示例数据即可。</w:t>
       </w:r>
     </w:p>
     <w:p>
@@ -20169,23 +20196,23 @@
       </w:pPr>
     </w:lvl>
   </w:abstractNum>
+  <w:num w:numId="4">
+    <w:abstractNumId w:val="1"/>
+  </w:num>
+  <w:num w:numId="5">
+    <w:abstractNumId w:val="4"/>
+  </w:num>
   <w:num w:numId="3">
     <w:abstractNumId w:val="3"/>
   </w:num>
-  <w:num w:numId="1">
-    <w:abstractNumId w:val="0"/>
-  </w:num>
-  <w:num w:numId="5">
+  <w:num w:numId="2">
     <w:abstractNumId w:val="2"/>
   </w:num>
-  <w:num w:numId="2">
-    <w:abstractNumId w:val="4"/>
+  <w:num w:numId="1">
+    <w:abstractNumId w:val="5"/>
   </w:num>
   <w:num w:numId="6">
-    <w:abstractNumId w:val="5"/>
-  </w:num>
-  <w:num w:numId="4">
-    <w:abstractNumId w:val="1"/>
+    <w:abstractNumId w:val="0"/>
   </w:num>
 </w:numbering>
 </file>
@@ -20209,94 +20236,94 @@
     </w:pPrDefault>
   </w:docDefaults>
   <w:latentStyles w:defLockedState="0" w:defUIPriority="99" w:defSemiHidden="0" w:defUnhideWhenUsed="0" w:defQFormat="0" w:count="88">
-    <w:lsdException w:name="line number" w:semiHidden="1" w:unhideWhenUsed="1"/>
-    <w:lsdException w:name="footnote text" w:semiHidden="1" w:unhideWhenUsed="1"/>
+    <w:lsdException w:name="FollowedHyperlink" w:semiHidden="1" w:unhideWhenUsed="1"/>
+    <w:lsdException w:name="List Bullet 4" w:semiHidden="1" w:unhideWhenUsed="1"/>
+    <w:lsdException w:name="index 7" w:semiHidden="1" w:unhideWhenUsed="1"/>
+    <w:lsdException w:name="annotation text" w:semiHidden="1" w:unhideWhenUsed="1"/>
+    <w:lsdException w:name="List Bullet 2" w:semiHidden="1" w:unhideWhenUsed="1"/>
+    <w:lsdException w:name="heading 9" w:uiPriority="9" w:semiHidden="1" w:unhideWhenUsed="1" w:qFormat="1"/>
+    <w:lsdException w:name="heading 1" w:uiPriority="9" w:qFormat="1"/>
+    <w:lsdException w:name="Note Heading" w:semiHidden="1" w:unhideWhenUsed="1"/>
+    <w:lsdException w:name="footnote reference" w:semiHidden="1" w:unhideWhenUsed="1"/>
+    <w:lsdException w:name="Salutation" w:semiHidden="1" w:unhideWhenUsed="1"/>
+    <w:lsdException w:name="toc 3" w:uiPriority="39" w:semiHidden="1" w:unhideWhenUsed="1"/>
+    <w:lsdException w:name="List Number 2" w:semiHidden="1" w:unhideWhenUsed="1"/>
+    <w:lsdException w:name="endnote reference" w:semiHidden="1" w:unhideWhenUsed="1"/>
     <w:lsdException w:name="List Continue 4" w:semiHidden="1" w:unhideWhenUsed="1"/>
-    <w:lsdException w:name="Body Text Indent 2" w:semiHidden="1" w:unhideWhenUsed="1"/>
-    <w:lsdException w:name="Body Text Indent" w:semiHidden="1" w:unhideWhenUsed="1"/>
+    <w:lsdException w:name="Strong" w:uiPriority="22" w:qFormat="1"/>
+    <w:lsdException w:name="toc 8" w:uiPriority="39" w:semiHidden="1" w:unhideWhenUsed="1"/>
+    <w:lsdException w:name="Normal" w:uiPriority="0" w:qFormat="1"/>
+    <w:lsdException w:name="List Bullet" w:semiHidden="1" w:unhideWhenUsed="1"/>
+    <w:lsdException w:name="toc 1" w:uiPriority="39" w:semiHidden="1" w:unhideWhenUsed="1"/>
+    <w:lsdException w:name="endnote text" w:semiHidden="1" w:unhideWhenUsed="1"/>
+    <w:lsdException w:name="index 5" w:semiHidden="1" w:unhideWhenUsed="1"/>
+    <w:lsdException w:name="Body Text 2" w:semiHidden="1" w:unhideWhenUsed="1"/>
+    <w:lsdException w:name="Body Text Indent 3" w:semiHidden="1" w:unhideWhenUsed="1"/>
     <w:lsdException w:name="heading 2" w:uiPriority="9" w:semiHidden="1" w:unhideWhenUsed="1" w:qFormat="1"/>
-    <w:lsdException w:name="index 1" w:semiHidden="1" w:unhideWhenUsed="1"/>
-    <w:lsdException w:name="caption" w:uiPriority="35" w:semiHidden="1" w:unhideWhenUsed="1" w:qFormat="1"/>
-    <w:lsdException w:name="Note Heading" w:semiHidden="1" w:unhideWhenUsed="1"/>
-    <w:lsdException w:name="Body Text 3" w:semiHidden="1" w:unhideWhenUsed="1"/>
-    <w:lsdException w:name="endnote reference" w:semiHidden="1" w:unhideWhenUsed="1"/>
-    <w:lsdException w:name="table of authorities" w:semiHidden="1" w:unhideWhenUsed="1"/>
-    <w:lsdException w:name="header" w:semiHidden="1" w:unhideWhenUsed="1"/>
-    <w:lsdException w:name="Subtitle" w:uiPriority="11" w:qFormat="1"/>
-    <w:lsdException w:name="heading 5" w:uiPriority="9" w:semiHidden="1" w:unhideWhenUsed="1" w:qFormat="1"/>
-    <w:lsdException w:name="index 6" w:semiHidden="1" w:unhideWhenUsed="1"/>
-    <w:lsdException w:name="toc 7" w:uiPriority="39" w:semiHidden="1" w:unhideWhenUsed="1"/>
-    <w:lsdException w:name="List Number" w:semiHidden="1" w:unhideWhenUsed="1"/>
-    <w:lsdException w:name="toc 8" w:uiPriority="39" w:semiHidden="1" w:unhideWhenUsed="1"/>
-    <w:lsdException w:name="index 5" w:semiHidden="1" w:unhideWhenUsed="1"/>
-    <w:lsdException w:name="Salutation" w:semiHidden="1" w:unhideWhenUsed="1"/>
-    <w:lsdException w:name="index 3" w:semiHidden="1" w:unhideWhenUsed="1"/>
-    <w:lsdException w:name="toa heading" w:semiHidden="1" w:unhideWhenUsed="1"/>
-    <w:lsdException w:name="List 4" w:semiHidden="1" w:unhideWhenUsed="1"/>
-    <w:lsdException w:name="envelope return" w:semiHidden="1" w:unhideWhenUsed="1"/>
-    <w:lsdException w:name="Closing" w:semiHidden="1" w:unhideWhenUsed="1"/>
-    <w:lsdException w:name="toc 3" w:uiPriority="39" w:semiHidden="1" w:unhideWhenUsed="1"/>
-    <w:lsdException w:name="Normal" w:uiPriority="0" w:qFormat="1"/>
-    <w:lsdException w:name="Strong" w:uiPriority="22" w:qFormat="1"/>
-    <w:lsdException w:name="List Number 2" w:semiHidden="1" w:unhideWhenUsed="1"/>
-    <w:lsdException w:name="Body Text Indent 3" w:semiHidden="1" w:unhideWhenUsed="1"/>
     <w:lsdException w:name="Default Paragraph Font" w:uiPriority="1" w:semiHidden="1" w:unhideWhenUsed="1"/>
-    <w:lsdException w:name="Body Text 2" w:semiHidden="1" w:unhideWhenUsed="1"/>
-    <w:lsdException w:name="envelope address" w:semiHidden="1" w:unhideWhenUsed="1"/>
+    <w:lsdException w:name="Body Text First Indent 2" w:semiHidden="1" w:unhideWhenUsed="1"/>
+    <w:lsdException w:name="index heading" w:semiHidden="1" w:unhideWhenUsed="1"/>
     <w:lsdException w:name="List Continue 2" w:semiHidden="1" w:unhideWhenUsed="1"/>
-    <w:lsdException w:name="footnote reference" w:semiHidden="1" w:unhideWhenUsed="1"/>
-    <w:lsdException w:name="List Continue 3" w:semiHidden="1" w:unhideWhenUsed="1"/>
-    <w:lsdException w:name="heading 1" w:uiPriority="9" w:qFormat="1"/>
-    <w:lsdException w:name="List Bullet" w:semiHidden="1" w:unhideWhenUsed="1"/>
-    <w:lsdException w:name="List Number 3" w:semiHidden="1" w:unhideWhenUsed="1"/>
+    <w:lsdException w:name="heading 4" w:uiPriority="9" w:semiHidden="1" w:unhideWhenUsed="1" w:qFormat="1"/>
     <w:lsdException w:name="toc 6" w:uiPriority="39" w:semiHidden="1" w:unhideWhenUsed="1"/>
-    <w:lsdException w:name="Hyperlink" w:semiHidden="1" w:unhideWhenUsed="1"/>
-    <w:lsdException w:name="heading 7" w:uiPriority="9" w:semiHidden="1" w:unhideWhenUsed="1" w:qFormat="1"/>
-    <w:lsdException w:name="heading 6" w:uiPriority="9" w:semiHidden="1" w:unhideWhenUsed="1" w:qFormat="1"/>
-    <w:lsdException w:name="index 7" w:semiHidden="1" w:unhideWhenUsed="1"/>
-    <w:lsdException w:name="annotation reference" w:semiHidden="1" w:unhideWhenUsed="1"/>
-    <w:lsdException w:name="List Bullet 5" w:semiHidden="1" w:unhideWhenUsed="1"/>
-    <w:lsdException w:name="Message Header" w:semiHidden="1" w:unhideWhenUsed="1"/>
-    <w:lsdException w:name="toc 9" w:uiPriority="39" w:semiHidden="1" w:unhideWhenUsed="1"/>
-    <w:lsdException w:name="List Bullet 2" w:semiHidden="1" w:unhideWhenUsed="1"/>
-    <w:lsdException w:name="toc 1" w:uiPriority="39" w:semiHidden="1" w:unhideWhenUsed="1"/>
-    <w:lsdException w:name="index 2" w:semiHidden="1" w:unhideWhenUsed="1"/>
-    <w:lsdException w:name="Body Text" w:semiHidden="1" w:unhideWhenUsed="1"/>
-    <w:lsdException w:name="FollowedHyperlink" w:semiHidden="1" w:unhideWhenUsed="1"/>
-    <w:lsdException w:name="footer" w:semiHidden="1" w:unhideWhenUsed="1"/>
-    <w:lsdException w:name="toc 4" w:uiPriority="39" w:semiHidden="1" w:unhideWhenUsed="1"/>
-    <w:lsdException w:name="List 3" w:semiHidden="1" w:unhideWhenUsed="1"/>
-    <w:lsdException w:name="List Continue 5" w:semiHidden="1" w:unhideWhenUsed="1"/>
-    <w:lsdException w:name="List 2" w:semiHidden="1" w:unhideWhenUsed="1"/>
-    <w:lsdException w:name="index 9" w:semiHidden="1" w:unhideWhenUsed="1"/>
-    <w:lsdException w:name="heading 3" w:uiPriority="9" w:semiHidden="1" w:unhideWhenUsed="1" w:qFormat="1"/>
-    <w:lsdException w:name="List Number 5" w:semiHidden="1" w:unhideWhenUsed="1"/>
-    <w:lsdException w:name="annotation text" w:semiHidden="1" w:unhideWhenUsed="1"/>
-    <w:lsdException w:name="Signature" w:semiHidden="1" w:unhideWhenUsed="1"/>
-    <w:lsdException w:name="page number" w:semiHidden="1" w:unhideWhenUsed="1"/>
-    <w:lsdException w:name="heading 4" w:uiPriority="9" w:semiHidden="1" w:unhideWhenUsed="1" w:qFormat="1"/>
-    <w:lsdException w:name="List 5" w:semiHidden="1" w:unhideWhenUsed="1"/>
-    <w:lsdException w:name="List Number 4" w:semiHidden="1" w:unhideWhenUsed="1"/>
-    <w:lsdException w:name="heading 8" w:uiPriority="9" w:semiHidden="1" w:unhideWhenUsed="1" w:qFormat="1"/>
-    <w:lsdException w:name="List Continue" w:semiHidden="1" w:unhideWhenUsed="1"/>
-    <w:lsdException w:name="table of figures" w:semiHidden="1" w:unhideWhenUsed="1"/>
-    <w:lsdException w:name="Normal Indent" w:semiHidden="1" w:unhideWhenUsed="1"/>
-    <w:lsdException w:name="Title" w:uiPriority="10" w:qFormat="1"/>
-    <w:lsdException w:name="List Bullet 4" w:semiHidden="1" w:unhideWhenUsed="1"/>
-    <w:lsdException w:name="heading 9" w:uiPriority="9" w:semiHidden="1" w:unhideWhenUsed="1" w:qFormat="1"/>
-    <w:lsdException w:name="index 4" w:semiHidden="1" w:unhideWhenUsed="1"/>
-    <w:lsdException w:name="endnote text" w:semiHidden="1" w:unhideWhenUsed="1"/>
-    <w:lsdException w:name="index heading" w:semiHidden="1" w:unhideWhenUsed="1"/>
-    <w:lsdException w:name="List Bullet 3" w:semiHidden="1" w:unhideWhenUsed="1"/>
-    <w:lsdException w:name="Body Text First Indent" w:semiHidden="1" w:unhideWhenUsed="1"/>
-    <w:lsdException w:name="toc 2" w:uiPriority="39" w:semiHidden="1" w:unhideWhenUsed="1"/>
-    <w:lsdException w:name="toc 5" w:uiPriority="39" w:semiHidden="1" w:unhideWhenUsed="1"/>
-    <w:lsdException w:name="macro" w:semiHidden="1" w:unhideWhenUsed="1"/>
+    <w:lsdException w:name="Block Text" w:semiHidden="1" w:unhideWhenUsed="1"/>
     <w:lsdException w:name="List" w:semiHidden="1" w:unhideWhenUsed="1"/>
     <w:lsdException w:name="Date" w:semiHidden="1" w:unhideWhenUsed="1"/>
-    <w:lsdException w:name="Body Text First Indent 2" w:semiHidden="1" w:unhideWhenUsed="1"/>
-    <w:lsdException w:name="Block Text" w:semiHidden="1" w:unhideWhenUsed="1"/>
+    <w:lsdException w:name="envelope return" w:semiHidden="1" w:unhideWhenUsed="1"/>
+    <w:lsdException w:name="annotation reference" w:semiHidden="1" w:unhideWhenUsed="1"/>
+    <w:lsdException w:name="toc 9" w:uiPriority="39" w:semiHidden="1" w:unhideWhenUsed="1"/>
+    <w:lsdException w:name="List Bullet 3" w:semiHidden="1" w:unhideWhenUsed="1"/>
+    <w:lsdException w:name="List 4" w:semiHidden="1" w:unhideWhenUsed="1"/>
+    <w:lsdException w:name="Closing" w:semiHidden="1" w:unhideWhenUsed="1"/>
+    <w:lsdException w:name="toc 2" w:uiPriority="39" w:semiHidden="1" w:unhideWhenUsed="1"/>
+    <w:lsdException w:name="Body Text Indent" w:semiHidden="1" w:unhideWhenUsed="1"/>
+    <w:lsdException w:name="List Number" w:semiHidden="1" w:unhideWhenUsed="1"/>
+    <w:lsdException w:name="List Number 3" w:semiHidden="1" w:unhideWhenUsed="1"/>
+    <w:lsdException w:name="header" w:semiHidden="1" w:unhideWhenUsed="1"/>
+    <w:lsdException w:name="index 3" w:semiHidden="1" w:unhideWhenUsed="1"/>
+    <w:lsdException w:name="toc 4" w:uiPriority="39" w:semiHidden="1" w:unhideWhenUsed="1"/>
+    <w:lsdException w:name="List Number 5" w:semiHidden="1" w:unhideWhenUsed="1"/>
+    <w:lsdException w:name="List 3" w:semiHidden="1" w:unhideWhenUsed="1"/>
+    <w:lsdException w:name="heading 5" w:uiPriority="9" w:semiHidden="1" w:unhideWhenUsed="1" w:qFormat="1"/>
+    <w:lsdException w:name="List Number 4" w:semiHidden="1" w:unhideWhenUsed="1"/>
+    <w:lsdException w:name="index 1" w:semiHidden="1" w:unhideWhenUsed="1"/>
+    <w:lsdException w:name="index 9" w:semiHidden="1" w:unhideWhenUsed="1"/>
+    <w:lsdException w:name="heading 7" w:uiPriority="9" w:semiHidden="1" w:unhideWhenUsed="1" w:qFormat="1"/>
+    <w:lsdException w:name="Body Text First Indent" w:semiHidden="1" w:unhideWhenUsed="1"/>
+    <w:lsdException w:name="macro" w:semiHidden="1" w:unhideWhenUsed="1"/>
+    <w:lsdException w:name="table of authorities" w:semiHidden="1" w:unhideWhenUsed="1"/>
+    <w:lsdException w:name="table of figures" w:semiHidden="1" w:unhideWhenUsed="1"/>
+    <w:lsdException w:name="List Bullet 5" w:semiHidden="1" w:unhideWhenUsed="1"/>
+    <w:lsdException w:name="index 4" w:semiHidden="1" w:unhideWhenUsed="1"/>
+    <w:lsdException w:name="footer" w:semiHidden="1" w:unhideWhenUsed="1"/>
+    <w:lsdException w:name="index 2" w:semiHidden="1" w:unhideWhenUsed="1"/>
+    <w:lsdException w:name="List Continue 3" w:semiHidden="1" w:unhideWhenUsed="1"/>
+    <w:lsdException w:name="Message Header" w:semiHidden="1" w:unhideWhenUsed="1"/>
+    <w:lsdException w:name="List Continue" w:semiHidden="1" w:unhideWhenUsed="1"/>
+    <w:lsdException w:name="Body Text" w:semiHidden="1" w:unhideWhenUsed="1"/>
+    <w:lsdException w:name="Normal Indent" w:semiHidden="1" w:unhideWhenUsed="1"/>
+    <w:lsdException w:name="Subtitle" w:uiPriority="11" w:qFormat="1"/>
+    <w:lsdException w:name="List Continue 5" w:semiHidden="1" w:unhideWhenUsed="1"/>
+    <w:lsdException w:name="caption" w:uiPriority="35" w:semiHidden="1" w:unhideWhenUsed="1" w:qFormat="1"/>
+    <w:lsdException w:name="page number" w:semiHidden="1" w:unhideWhenUsed="1"/>
+    <w:lsdException w:name="Body Text Indent 2" w:semiHidden="1" w:unhideWhenUsed="1"/>
+    <w:lsdException w:name="index 6" w:semiHidden="1" w:unhideWhenUsed="1"/>
+    <w:lsdException w:name="heading 8" w:uiPriority="9" w:semiHidden="1" w:unhideWhenUsed="1" w:qFormat="1"/>
+    <w:lsdException w:name="List 5" w:semiHidden="1" w:unhideWhenUsed="1"/>
+    <w:lsdException w:name="Body Text 3" w:semiHidden="1" w:unhideWhenUsed="1"/>
+    <w:lsdException w:name="envelope address" w:semiHidden="1" w:unhideWhenUsed="1"/>
+    <w:lsdException w:name="line number" w:semiHidden="1" w:unhideWhenUsed="1"/>
+    <w:lsdException w:name="heading 3" w:uiPriority="9" w:semiHidden="1" w:unhideWhenUsed="1" w:qFormat="1"/>
+    <w:lsdException w:name="footnote text" w:semiHidden="1" w:unhideWhenUsed="1"/>
+    <w:lsdException w:name="Title" w:uiPriority="10" w:qFormat="1"/>
+    <w:lsdException w:name="toc 5" w:uiPriority="39" w:semiHidden="1" w:unhideWhenUsed="1"/>
+    <w:lsdException w:name="toa heading" w:semiHidden="1" w:unhideWhenUsed="1"/>
+    <w:lsdException w:name="List 2" w:semiHidden="1" w:unhideWhenUsed="1"/>
+    <w:lsdException w:name="Hyperlink" w:semiHidden="1" w:unhideWhenUsed="1"/>
+    <w:lsdException w:name="Signature" w:semiHidden="1" w:unhideWhenUsed="1"/>
     <w:lsdException w:name="index 8" w:semiHidden="1" w:unhideWhenUsed="1"/>
+    <w:lsdException w:name="toc 7" w:uiPriority="39" w:semiHidden="1" w:unhideWhenUsed="1"/>
+    <w:lsdException w:name="heading 6" w:uiPriority="9" w:semiHidden="1" w:unhideWhenUsed="1" w:qFormat="1"/>
   </w:latentStyles>
   <w:style w:type="paragraph" w:styleId="000004">
     <w:name w:val="heading 1"/>
@@ -20314,24 +20341,6 @@
       <w:b w:val="1"/>
       <w:sz w:val="32"/>
       <w:szCs w:val="32"/>
-    </w:rPr>
-  </w:style>
-  <w:style w:type="paragraph" w:styleId="000005">
-    <w:name w:val="heading 2"/>
-    <w:basedOn w:val="Normal"/>
-    <w:next w:val="Normal"/>
-    <w:uiPriority w:val="9"/>
-    <w:qFormat w:val="1"/>
-    <w:pPr>
-      <w:keepNext w:val="1"/>
-      <w:keepLines w:val="1"/>
-      <w:spacing w:before="200" w:after="100"/>
-      <w:outlineLvl w:val="1"/>
-    </w:pPr>
-    <w:rPr>
-      <w:b w:val="1"/>
-      <w:sz w:val="26"/>
-      <w:szCs w:val="26"/>
     </w:rPr>
   </w:style>
   <w:style w:type="paragraph" w:styleId="000003">
@@ -20366,6 +20375,24 @@
       <w:b w:val="1"/>
       <w:sz w:val="24"/>
       <w:szCs w:val="24"/>
+    </w:rPr>
+  </w:style>
+  <w:style w:type="paragraph" w:styleId="000005">
+    <w:name w:val="heading 2"/>
+    <w:basedOn w:val="Normal"/>
+    <w:next w:val="Normal"/>
+    <w:uiPriority w:val="9"/>
+    <w:qFormat w:val="1"/>
+    <w:pPr>
+      <w:keepNext w:val="1"/>
+      <w:keepLines w:val="1"/>
+      <w:spacing w:before="200" w:after="100"/>
+      <w:outlineLvl w:val="1"/>
+    </w:pPr>
+    <w:rPr>
+      <w:b w:val="1"/>
+      <w:sz w:val="26"/>
+      <w:szCs w:val="26"/>
     </w:rPr>
   </w:style>
 </w:styles>

--- a/参赛材料/CampusFlow作品说明文档.docx
+++ b/参赛材料/CampusFlow作品说明文档.docx
@@ -8812,6 +8812,77 @@
                 <w:color w:val="212121"/>
                 <w:sz w:val="20"/>
               </w:rPr>
+              <w:t>主题切换动效</w:t>
+            </w:r>
+          </w:p>
+        </w:tc>
+        <w:tc>
+          <w:tcPr>
+            <w:tcW w:w="4153" w:type="dxa"/>
+            <w:tcBorders>
+              <w:top w:val="single" w:color="d3dbe4" w:sz="6"/>
+              <w:left w:val="single" w:color="d3dbe4" w:sz="6"/>
+              <w:bottom w:val="single" w:color="d3dbe4" w:sz="6"/>
+              <w:right w:val="single" w:color="d3dbe4" w:sz="6"/>
+            </w:tcBorders>
+            <w:tcMar>
+              <w:top w:w="76" w:type="dxa"/>
+              <w:left w:w="76" w:type="dxa"/>
+              <w:bottom w:w="76" w:type="dxa"/>
+              <w:right w:w="76" w:type="dxa"/>
+            </w:tcMar>
+            <w:vAlign w:val="center"/>
+          </w:tcPr>
+          <w:p>
+            <w:pPr>
+              <w:jc w:val="left"/>
+              <w:rPr>
+                <w:color w:val="212121"/>
+              </w:rPr>
+            </w:pPr>
+            <w:r>
+              <w:rPr>
+                <w:rFonts w:hint="eastAsia" w:ascii="宋体" w:hAnsi="宋体" w:eastAsia="宋体" w:cs="宋体"/>
+                <w:color w:val="212121"/>
+                <w:sz w:val="20"/>
+              </w:rPr>
+              <w:t>支持 View Transitions 的浏览器以点击位置为圆心做圆形扩散（520 ms）；其余浏览器走 380 ms 全局颜色渐变并让按钮轻微回弹。两条路径都会派发事件，驱动 canvas 类组件重绘</w:t>
+            </w:r>
+          </w:p>
+        </w:tc>
+      </w:tr>
+      <w:tr>
+        <w:trPr/>
+        <w:tc>
+          <w:tcPr>
+            <w:tcW w:w="4153" w:type="dxa"/>
+            <w:tcBorders>
+              <w:top w:val="single" w:color="d3dbe4" w:sz="6"/>
+              <w:left w:val="single" w:color="d3dbe4" w:sz="6"/>
+              <w:bottom w:val="single" w:color="d3dbe4" w:sz="6"/>
+              <w:right w:val="single" w:color="d3dbe4" w:sz="6"/>
+            </w:tcBorders>
+            <w:tcMar>
+              <w:top w:w="76" w:type="dxa"/>
+              <w:left w:w="76" w:type="dxa"/>
+              <w:bottom w:w="76" w:type="dxa"/>
+              <w:right w:w="76" w:type="dxa"/>
+            </w:tcMar>
+            <w:vAlign w:val="center"/>
+          </w:tcPr>
+          <w:p>
+            <w:pPr>
+              <w:jc w:val="left"/>
+              <w:rPr>
+                <w:color w:val="212121"/>
+              </w:rPr>
+            </w:pPr>
+            <w:r>
+              <w:rPr>
+                <w:rFonts w:hint="eastAsia" w:ascii="宋体" w:hAnsi="宋体" w:eastAsia="宋体" w:cs="宋体"/>
+                <w:color w:val="212121"/>
+                <w:sz w:val="20"/>
+              </w:rPr>
               <w:t>移动端栅格</w:t>
             </w:r>
           </w:p>
@@ -8868,6 +8939,24 @@
           <w:sz w:val="24"/>
         </w:rPr>
         <w:t>导航层做了统一：7 个入口（仪表盘、智能排程、课程表、任务、目标、专注、预览）由一份配置生成，桌面与移动两套布局共用同一份数据，当前页高亮由脚本根据文件名判断。智能排程的图标特意选用了星芒形而非清单形，与任务页区分，避免用户误以为两者是同一个功能。</w:t>
+      </w:r>
+    </w:p>
+    <w:p>
+      <w:pPr>
+        <w:spacing w:before="0" w:after="120" w:line="388"/>
+        <w:ind w:firstLine="480"/>
+        <w:jc w:val="both"/>
+        <w:rPr>
+          <w:color w:val="212121"/>
+        </w:rPr>
+      </w:pPr>
+      <w:r>
+        <w:rPr>
+          <w:rFonts w:hint="eastAsia" w:ascii="宋体" w:hAnsi="宋体" w:eastAsia="宋体" w:cs="宋体"/>
+          <w:color w:val="212121"/>
+          <w:sz w:val="24"/>
+        </w:rPr>
+        <w:t>主题切换也不是简单地把类名换掉。颜色属性可以交给 CSS 过渡，但仪表盘的两张图表与专注热力图都绘制在 canvas 上，CSS 管不到画布像素——切换后若不管，就会出现"卡片已经是夜间、图表还留着白底浅灰网格"的割裂感。因此切换逻辑在完成主题切换后会派发一个自定义事件，仪表盘订阅该事件并重新写入网格与刻度颜色。切换逻辑本身集中在一个脚本里，7 个页面不再各自实现一份，避免出现"某个页面忘了跟随主题"这类不一致。</w:t>
       </w:r>
     </w:p>
     <w:p>
@@ -20141,6 +20230,17 @@
   <w:abstractNum w:abstractNumId="1">
     <w:lvl w:ilvl="0">
       <w:start w:val="1"/>
+      <w:numFmt w:val="decimal"/>
+      <w:lvlText w:val="%1."/>
+      <w:lvlJc w:val="left"/>
+      <w:pPr>
+        <w:ind w:left="420" w:hanging="420"/>
+      </w:pPr>
+    </w:lvl>
+  </w:abstractNum>
+  <w:abstractNum w:abstractNumId="2">
+    <w:lvl w:ilvl="0">
+      <w:start w:val="1"/>
       <w:numFmt w:val="bullet"/>
       <w:lvlText w:val=""/>
       <w:lvlJc w:val="left"/>
@@ -20150,17 +20250,6 @@
       <w:rPr>
         <w:rFonts w:hint="default" w:ascii="Wingdings" w:hAnsi="Wingdings"/>
       </w:rPr>
-    </w:lvl>
-  </w:abstractNum>
-  <w:abstractNum w:abstractNumId="2">
-    <w:lvl w:ilvl="0">
-      <w:start w:val="1"/>
-      <w:numFmt w:val="decimal"/>
-      <w:lvlText w:val="%1."/>
-      <w:lvlJc w:val="left"/>
-      <w:pPr>
-        <w:ind w:left="420" w:hanging="420"/>
-      </w:pPr>
     </w:lvl>
   </w:abstractNum>
   <w:abstractNum w:abstractNumId="3">
@@ -20197,22 +20286,22 @@
     </w:lvl>
   </w:abstractNum>
   <w:num w:numId="4">
+    <w:abstractNumId w:val="2"/>
+  </w:num>
+  <w:num w:numId="3">
     <w:abstractNumId w:val="1"/>
   </w:num>
+  <w:num w:numId="2">
+    <w:abstractNumId w:val="3"/>
+  </w:num>
   <w:num w:numId="5">
+    <w:abstractNumId w:val="0"/>
+  </w:num>
+  <w:num w:numId="1">
     <w:abstractNumId w:val="4"/>
   </w:num>
-  <w:num w:numId="3">
-    <w:abstractNumId w:val="3"/>
-  </w:num>
-  <w:num w:numId="2">
-    <w:abstractNumId w:val="2"/>
-  </w:num>
-  <w:num w:numId="1">
+  <w:num w:numId="6">
     <w:abstractNumId w:val="5"/>
-  </w:num>
-  <w:num w:numId="6">
-    <w:abstractNumId w:val="0"/>
   </w:num>
 </w:numbering>
 </file>
@@ -20236,97 +20325,97 @@
     </w:pPrDefault>
   </w:docDefaults>
   <w:latentStyles w:defLockedState="0" w:defUIPriority="99" w:defSemiHidden="0" w:defUnhideWhenUsed="0" w:defQFormat="0" w:count="88">
+    <w:lsdException w:name="List Continue 4" w:semiHidden="1" w:unhideWhenUsed="1"/>
+    <w:lsdException w:name="List 4" w:semiHidden="1" w:unhideWhenUsed="1"/>
+    <w:lsdException w:name="List Number 4" w:semiHidden="1" w:unhideWhenUsed="1"/>
+    <w:lsdException w:name="heading 3" w:uiPriority="9" w:semiHidden="1" w:unhideWhenUsed="1" w:qFormat="1"/>
+    <w:lsdException w:name="Body Text First Indent" w:semiHidden="1" w:unhideWhenUsed="1"/>
+    <w:lsdException w:name="List Continue 2" w:semiHidden="1" w:unhideWhenUsed="1"/>
+    <w:lsdException w:name="heading 1" w:uiPriority="9" w:qFormat="1"/>
+    <w:lsdException w:name="heading 8" w:uiPriority="9" w:semiHidden="1" w:unhideWhenUsed="1" w:qFormat="1"/>
+    <w:lsdException w:name="heading 6" w:uiPriority="9" w:semiHidden="1" w:unhideWhenUsed="1" w:qFormat="1"/>
+    <w:lsdException w:name="Normal Indent" w:semiHidden="1" w:unhideWhenUsed="1"/>
+    <w:lsdException w:name="toc 5" w:uiPriority="39" w:semiHidden="1" w:unhideWhenUsed="1"/>
+    <w:lsdException w:name="table of figures" w:semiHidden="1" w:unhideWhenUsed="1"/>
+    <w:lsdException w:name="heading 2" w:uiPriority="9" w:semiHidden="1" w:unhideWhenUsed="1" w:qFormat="1"/>
+    <w:lsdException w:name="heading 4" w:uiPriority="9" w:semiHidden="1" w:unhideWhenUsed="1" w:qFormat="1"/>
+    <w:lsdException w:name="toc 3" w:uiPriority="39" w:semiHidden="1" w:unhideWhenUsed="1"/>
+    <w:lsdException w:name="toc 7" w:uiPriority="39" w:semiHidden="1" w:unhideWhenUsed="1"/>
+    <w:lsdException w:name="toc 1" w:uiPriority="39" w:semiHidden="1" w:unhideWhenUsed="1"/>
+    <w:lsdException w:name="toc 6" w:uiPriority="39" w:semiHidden="1" w:unhideWhenUsed="1"/>
+    <w:lsdException w:name="endnote reference" w:semiHidden="1" w:unhideWhenUsed="1"/>
+    <w:lsdException w:name="toc 8" w:uiPriority="39" w:semiHidden="1" w:unhideWhenUsed="1"/>
+    <w:lsdException w:name="annotation reference" w:semiHidden="1" w:unhideWhenUsed="1"/>
+    <w:lsdException w:name="Body Text Indent 2" w:semiHidden="1" w:unhideWhenUsed="1"/>
+    <w:lsdException w:name="caption" w:uiPriority="35" w:semiHidden="1" w:unhideWhenUsed="1" w:qFormat="1"/>
+    <w:lsdException w:name="Body Text" w:semiHidden="1" w:unhideWhenUsed="1"/>
+    <w:lsdException w:name="footnote reference" w:semiHidden="1" w:unhideWhenUsed="1"/>
+    <w:lsdException w:name="List 3" w:semiHidden="1" w:unhideWhenUsed="1"/>
+    <w:lsdException w:name="Body Text 3" w:semiHidden="1" w:unhideWhenUsed="1"/>
+    <w:lsdException w:name="List Number 3" w:semiHidden="1" w:unhideWhenUsed="1"/>
+    <w:lsdException w:name="List Number 5" w:semiHidden="1" w:unhideWhenUsed="1"/>
+    <w:lsdException w:name="index 7" w:semiHidden="1" w:unhideWhenUsed="1"/>
+    <w:lsdException w:name="footer" w:semiHidden="1" w:unhideWhenUsed="1"/>
+    <w:lsdException w:name="index heading" w:semiHidden="1" w:unhideWhenUsed="1"/>
+    <w:lsdException w:name="Note Heading" w:semiHidden="1" w:unhideWhenUsed="1"/>
+    <w:lsdException w:name="Subtitle" w:uiPriority="11" w:qFormat="1"/>
+    <w:lsdException w:name="Title" w:uiPriority="10" w:qFormat="1"/>
+    <w:lsdException w:name="List Bullet 5" w:semiHidden="1" w:unhideWhenUsed="1"/>
+    <w:lsdException w:name="List Bullet 2" w:semiHidden="1" w:unhideWhenUsed="1"/>
+    <w:lsdException w:name="List Bullet 4" w:semiHidden="1" w:unhideWhenUsed="1"/>
+    <w:lsdException w:name="header" w:semiHidden="1" w:unhideWhenUsed="1"/>
+    <w:lsdException w:name="List Bullet" w:semiHidden="1" w:unhideWhenUsed="1"/>
+    <w:lsdException w:name="heading 5" w:uiPriority="9" w:semiHidden="1" w:unhideWhenUsed="1" w:qFormat="1"/>
+    <w:lsdException w:name="List Number" w:semiHidden="1" w:unhideWhenUsed="1"/>
+    <w:lsdException w:name="heading 7" w:uiPriority="9" w:semiHidden="1" w:unhideWhenUsed="1" w:qFormat="1"/>
+    <w:lsdException w:name="Hyperlink" w:semiHidden="1" w:unhideWhenUsed="1"/>
+    <w:lsdException w:name="Body Text 2" w:semiHidden="1" w:unhideWhenUsed="1"/>
+    <w:lsdException w:name="envelope address" w:semiHidden="1" w:unhideWhenUsed="1"/>
+    <w:lsdException w:name="List Continue" w:semiHidden="1" w:unhideWhenUsed="1"/>
+    <w:lsdException w:name="List Number 2" w:semiHidden="1" w:unhideWhenUsed="1"/>
+    <w:lsdException w:name="index 1" w:semiHidden="1" w:unhideWhenUsed="1"/>
+    <w:lsdException w:name="index 3" w:semiHidden="1" w:unhideWhenUsed="1"/>
+    <w:lsdException w:name="toa heading" w:semiHidden="1" w:unhideWhenUsed="1"/>
+    <w:lsdException w:name="List Bullet 3" w:semiHidden="1" w:unhideWhenUsed="1"/>
     <w:lsdException w:name="FollowedHyperlink" w:semiHidden="1" w:unhideWhenUsed="1"/>
-    <w:lsdException w:name="List Bullet 4" w:semiHidden="1" w:unhideWhenUsed="1"/>
-    <w:lsdException w:name="index 7" w:semiHidden="1" w:unhideWhenUsed="1"/>
+    <w:lsdException w:name="endnote text" w:semiHidden="1" w:unhideWhenUsed="1"/>
+    <w:lsdException w:name="Salutation" w:semiHidden="1" w:unhideWhenUsed="1"/>
+    <w:lsdException w:name="Closing" w:semiHidden="1" w:unhideWhenUsed="1"/>
+    <w:lsdException w:name="table of authorities" w:semiHidden="1" w:unhideWhenUsed="1"/>
+    <w:lsdException w:name="line number" w:semiHidden="1" w:unhideWhenUsed="1"/>
+    <w:lsdException w:name="Block Text" w:semiHidden="1" w:unhideWhenUsed="1"/>
+    <w:lsdException w:name="footnote text" w:semiHidden="1" w:unhideWhenUsed="1"/>
+    <w:lsdException w:name="List" w:semiHidden="1" w:unhideWhenUsed="1"/>
+    <w:lsdException w:name="index 6" w:semiHidden="1" w:unhideWhenUsed="1"/>
+    <w:lsdException w:name="index 9" w:semiHidden="1" w:unhideWhenUsed="1"/>
+    <w:lsdException w:name="index 8" w:semiHidden="1" w:unhideWhenUsed="1"/>
+    <w:lsdException w:name="index 4" w:semiHidden="1" w:unhideWhenUsed="1"/>
+    <w:lsdException w:name="index 2" w:semiHidden="1" w:unhideWhenUsed="1"/>
     <w:lsdException w:name="annotation text" w:semiHidden="1" w:unhideWhenUsed="1"/>
-    <w:lsdException w:name="List Bullet 2" w:semiHidden="1" w:unhideWhenUsed="1"/>
+    <w:lsdException w:name="macro" w:semiHidden="1" w:unhideWhenUsed="1"/>
+    <w:lsdException w:name="toc 9" w:uiPriority="39" w:semiHidden="1" w:unhideWhenUsed="1"/>
+    <w:lsdException w:name="Date" w:semiHidden="1" w:unhideWhenUsed="1"/>
+    <w:lsdException w:name="Normal" w:uiPriority="0" w:qFormat="1"/>
+    <w:lsdException w:name="Strong" w:uiPriority="22" w:qFormat="1"/>
+    <w:lsdException w:name="page number" w:semiHidden="1" w:unhideWhenUsed="1"/>
+    <w:lsdException w:name="List Continue 3" w:semiHidden="1" w:unhideWhenUsed="1"/>
+    <w:lsdException w:name="Default Paragraph Font" w:uiPriority="1" w:semiHidden="1" w:unhideWhenUsed="1"/>
+    <w:lsdException w:name="List Continue 5" w:semiHidden="1" w:unhideWhenUsed="1"/>
+    <w:lsdException w:name="envelope return" w:semiHidden="1" w:unhideWhenUsed="1"/>
+    <w:lsdException w:name="index 5" w:semiHidden="1" w:unhideWhenUsed="1"/>
+    <w:lsdException w:name="Signature" w:semiHidden="1" w:unhideWhenUsed="1"/>
+    <w:lsdException w:name="Body Text Indent 3" w:semiHidden="1" w:unhideWhenUsed="1"/>
     <w:lsdException w:name="heading 9" w:uiPriority="9" w:semiHidden="1" w:unhideWhenUsed="1" w:qFormat="1"/>
-    <w:lsdException w:name="heading 1" w:uiPriority="9" w:qFormat="1"/>
-    <w:lsdException w:name="Note Heading" w:semiHidden="1" w:unhideWhenUsed="1"/>
-    <w:lsdException w:name="footnote reference" w:semiHidden="1" w:unhideWhenUsed="1"/>
-    <w:lsdException w:name="Salutation" w:semiHidden="1" w:unhideWhenUsed="1"/>
-    <w:lsdException w:name="toc 3" w:uiPriority="39" w:semiHidden="1" w:unhideWhenUsed="1"/>
-    <w:lsdException w:name="List Number 2" w:semiHidden="1" w:unhideWhenUsed="1"/>
-    <w:lsdException w:name="endnote reference" w:semiHidden="1" w:unhideWhenUsed="1"/>
-    <w:lsdException w:name="List Continue 4" w:semiHidden="1" w:unhideWhenUsed="1"/>
-    <w:lsdException w:name="Strong" w:uiPriority="22" w:qFormat="1"/>
-    <w:lsdException w:name="toc 8" w:uiPriority="39" w:semiHidden="1" w:unhideWhenUsed="1"/>
-    <w:lsdException w:name="Normal" w:uiPriority="0" w:qFormat="1"/>
-    <w:lsdException w:name="List Bullet" w:semiHidden="1" w:unhideWhenUsed="1"/>
-    <w:lsdException w:name="toc 1" w:uiPriority="39" w:semiHidden="1" w:unhideWhenUsed="1"/>
-    <w:lsdException w:name="endnote text" w:semiHidden="1" w:unhideWhenUsed="1"/>
-    <w:lsdException w:name="index 5" w:semiHidden="1" w:unhideWhenUsed="1"/>
-    <w:lsdException w:name="Body Text 2" w:semiHidden="1" w:unhideWhenUsed="1"/>
-    <w:lsdException w:name="Body Text Indent 3" w:semiHidden="1" w:unhideWhenUsed="1"/>
-    <w:lsdException w:name="heading 2" w:uiPriority="9" w:semiHidden="1" w:unhideWhenUsed="1" w:qFormat="1"/>
-    <w:lsdException w:name="Default Paragraph Font" w:uiPriority="1" w:semiHidden="1" w:unhideWhenUsed="1"/>
     <w:lsdException w:name="Body Text First Indent 2" w:semiHidden="1" w:unhideWhenUsed="1"/>
-    <w:lsdException w:name="index heading" w:semiHidden="1" w:unhideWhenUsed="1"/>
-    <w:lsdException w:name="List Continue 2" w:semiHidden="1" w:unhideWhenUsed="1"/>
-    <w:lsdException w:name="heading 4" w:uiPriority="9" w:semiHidden="1" w:unhideWhenUsed="1" w:qFormat="1"/>
-    <w:lsdException w:name="toc 6" w:uiPriority="39" w:semiHidden="1" w:unhideWhenUsed="1"/>
-    <w:lsdException w:name="Block Text" w:semiHidden="1" w:unhideWhenUsed="1"/>
-    <w:lsdException w:name="List" w:semiHidden="1" w:unhideWhenUsed="1"/>
-    <w:lsdException w:name="Date" w:semiHidden="1" w:unhideWhenUsed="1"/>
-    <w:lsdException w:name="envelope return" w:semiHidden="1" w:unhideWhenUsed="1"/>
-    <w:lsdException w:name="annotation reference" w:semiHidden="1" w:unhideWhenUsed="1"/>
-    <w:lsdException w:name="toc 9" w:uiPriority="39" w:semiHidden="1" w:unhideWhenUsed="1"/>
-    <w:lsdException w:name="List Bullet 3" w:semiHidden="1" w:unhideWhenUsed="1"/>
-    <w:lsdException w:name="List 4" w:semiHidden="1" w:unhideWhenUsed="1"/>
-    <w:lsdException w:name="Closing" w:semiHidden="1" w:unhideWhenUsed="1"/>
+    <w:lsdException w:name="toc 4" w:uiPriority="39" w:semiHidden="1" w:unhideWhenUsed="1"/>
     <w:lsdException w:name="toc 2" w:uiPriority="39" w:semiHidden="1" w:unhideWhenUsed="1"/>
+    <w:lsdException w:name="List 5" w:semiHidden="1" w:unhideWhenUsed="1"/>
+    <w:lsdException w:name="List 2" w:semiHidden="1" w:unhideWhenUsed="1"/>
     <w:lsdException w:name="Body Text Indent" w:semiHidden="1" w:unhideWhenUsed="1"/>
-    <w:lsdException w:name="List Number" w:semiHidden="1" w:unhideWhenUsed="1"/>
-    <w:lsdException w:name="List Number 3" w:semiHidden="1" w:unhideWhenUsed="1"/>
-    <w:lsdException w:name="header" w:semiHidden="1" w:unhideWhenUsed="1"/>
-    <w:lsdException w:name="index 3" w:semiHidden="1" w:unhideWhenUsed="1"/>
-    <w:lsdException w:name="toc 4" w:uiPriority="39" w:semiHidden="1" w:unhideWhenUsed="1"/>
-    <w:lsdException w:name="List Number 5" w:semiHidden="1" w:unhideWhenUsed="1"/>
-    <w:lsdException w:name="List 3" w:semiHidden="1" w:unhideWhenUsed="1"/>
-    <w:lsdException w:name="heading 5" w:uiPriority="9" w:semiHidden="1" w:unhideWhenUsed="1" w:qFormat="1"/>
-    <w:lsdException w:name="List Number 4" w:semiHidden="1" w:unhideWhenUsed="1"/>
-    <w:lsdException w:name="index 1" w:semiHidden="1" w:unhideWhenUsed="1"/>
-    <w:lsdException w:name="index 9" w:semiHidden="1" w:unhideWhenUsed="1"/>
-    <w:lsdException w:name="heading 7" w:uiPriority="9" w:semiHidden="1" w:unhideWhenUsed="1" w:qFormat="1"/>
-    <w:lsdException w:name="Body Text First Indent" w:semiHidden="1" w:unhideWhenUsed="1"/>
-    <w:lsdException w:name="macro" w:semiHidden="1" w:unhideWhenUsed="1"/>
-    <w:lsdException w:name="table of authorities" w:semiHidden="1" w:unhideWhenUsed="1"/>
-    <w:lsdException w:name="table of figures" w:semiHidden="1" w:unhideWhenUsed="1"/>
-    <w:lsdException w:name="List Bullet 5" w:semiHidden="1" w:unhideWhenUsed="1"/>
-    <w:lsdException w:name="index 4" w:semiHidden="1" w:unhideWhenUsed="1"/>
-    <w:lsdException w:name="footer" w:semiHidden="1" w:unhideWhenUsed="1"/>
-    <w:lsdException w:name="index 2" w:semiHidden="1" w:unhideWhenUsed="1"/>
-    <w:lsdException w:name="List Continue 3" w:semiHidden="1" w:unhideWhenUsed="1"/>
     <w:lsdException w:name="Message Header" w:semiHidden="1" w:unhideWhenUsed="1"/>
-    <w:lsdException w:name="List Continue" w:semiHidden="1" w:unhideWhenUsed="1"/>
-    <w:lsdException w:name="Body Text" w:semiHidden="1" w:unhideWhenUsed="1"/>
-    <w:lsdException w:name="Normal Indent" w:semiHidden="1" w:unhideWhenUsed="1"/>
-    <w:lsdException w:name="Subtitle" w:uiPriority="11" w:qFormat="1"/>
-    <w:lsdException w:name="List Continue 5" w:semiHidden="1" w:unhideWhenUsed="1"/>
-    <w:lsdException w:name="caption" w:uiPriority="35" w:semiHidden="1" w:unhideWhenUsed="1" w:qFormat="1"/>
-    <w:lsdException w:name="page number" w:semiHidden="1" w:unhideWhenUsed="1"/>
-    <w:lsdException w:name="Body Text Indent 2" w:semiHidden="1" w:unhideWhenUsed="1"/>
-    <w:lsdException w:name="index 6" w:semiHidden="1" w:unhideWhenUsed="1"/>
-    <w:lsdException w:name="heading 8" w:uiPriority="9" w:semiHidden="1" w:unhideWhenUsed="1" w:qFormat="1"/>
-    <w:lsdException w:name="List 5" w:semiHidden="1" w:unhideWhenUsed="1"/>
-    <w:lsdException w:name="Body Text 3" w:semiHidden="1" w:unhideWhenUsed="1"/>
-    <w:lsdException w:name="envelope address" w:semiHidden="1" w:unhideWhenUsed="1"/>
-    <w:lsdException w:name="line number" w:semiHidden="1" w:unhideWhenUsed="1"/>
-    <w:lsdException w:name="heading 3" w:uiPriority="9" w:semiHidden="1" w:unhideWhenUsed="1" w:qFormat="1"/>
-    <w:lsdException w:name="footnote text" w:semiHidden="1" w:unhideWhenUsed="1"/>
-    <w:lsdException w:name="Title" w:uiPriority="10" w:qFormat="1"/>
-    <w:lsdException w:name="toc 5" w:uiPriority="39" w:semiHidden="1" w:unhideWhenUsed="1"/>
-    <w:lsdException w:name="toa heading" w:semiHidden="1" w:unhideWhenUsed="1"/>
-    <w:lsdException w:name="List 2" w:semiHidden="1" w:unhideWhenUsed="1"/>
-    <w:lsdException w:name="Hyperlink" w:semiHidden="1" w:unhideWhenUsed="1"/>
-    <w:lsdException w:name="Signature" w:semiHidden="1" w:unhideWhenUsed="1"/>
-    <w:lsdException w:name="index 8" w:semiHidden="1" w:unhideWhenUsed="1"/>
-    <w:lsdException w:name="toc 7" w:uiPriority="39" w:semiHidden="1" w:unhideWhenUsed="1"/>
-    <w:lsdException w:name="heading 6" w:uiPriority="9" w:semiHidden="1" w:unhideWhenUsed="1" w:qFormat="1"/>
   </w:latentStyles>
-  <w:style w:type="paragraph" w:styleId="000004">
-    <w:name w:val="heading 1"/>
+  <w:style w:type="paragraph" w:styleId="000006">
+    <w:name w:val="heading 3"/>
     <w:basedOn w:val="Normal"/>
     <w:next w:val="Normal"/>
     <w:uiPriority w:val="9"/>
@@ -20334,13 +20423,13 @@
     <w:pPr>
       <w:keepNext w:val="1"/>
       <w:keepLines w:val="1"/>
-      <w:spacing w:before="240" w:after="120"/>
-      <w:outlineLvl w:val="0"/>
+      <w:spacing w:before="180" w:after="80"/>
+      <w:outlineLvl w:val="2"/>
     </w:pPr>
     <w:rPr>
       <w:b w:val="1"/>
-      <w:sz w:val="32"/>
-      <w:szCs w:val="32"/>
+      <w:sz w:val="24"/>
+      <w:szCs w:val="24"/>
     </w:rPr>
   </w:style>
   <w:style w:type="paragraph" w:styleId="000003">
@@ -20355,24 +20444,6 @@
     </w:pPr>
     <w:rPr>
       <w:rFonts w:ascii="SimSun" w:hAnsi="SimSun" w:eastAsia="SimSun" w:cs="SimSun"/>
-      <w:sz w:val="24"/>
-      <w:szCs w:val="24"/>
-    </w:rPr>
-  </w:style>
-  <w:style w:type="paragraph" w:styleId="000006">
-    <w:name w:val="heading 3"/>
-    <w:basedOn w:val="Normal"/>
-    <w:next w:val="Normal"/>
-    <w:uiPriority w:val="9"/>
-    <w:qFormat w:val="1"/>
-    <w:pPr>
-      <w:keepNext w:val="1"/>
-      <w:keepLines w:val="1"/>
-      <w:spacing w:before="180" w:after="80"/>
-      <w:outlineLvl w:val="2"/>
-    </w:pPr>
-    <w:rPr>
-      <w:b w:val="1"/>
       <w:sz w:val="24"/>
       <w:szCs w:val="24"/>
     </w:rPr>
@@ -20393,6 +20464,24 @@
       <w:b w:val="1"/>
       <w:sz w:val="26"/>
       <w:szCs w:val="26"/>
+    </w:rPr>
+  </w:style>
+  <w:style w:type="paragraph" w:styleId="000004">
+    <w:name w:val="heading 1"/>
+    <w:basedOn w:val="Normal"/>
+    <w:next w:val="Normal"/>
+    <w:uiPriority w:val="9"/>
+    <w:qFormat w:val="1"/>
+    <w:pPr>
+      <w:keepNext w:val="1"/>
+      <w:keepLines w:val="1"/>
+      <w:spacing w:before="240" w:after="120"/>
+      <w:outlineLvl w:val="0"/>
+    </w:pPr>
+    <w:rPr>
+      <w:b w:val="1"/>
+      <w:sz w:val="32"/>
+      <w:szCs w:val="32"/>
     </w:rPr>
   </w:style>
 </w:styles>

--- a/参赛材料/CampusFlow作品说明文档.docx
+++ b/参赛材料/CampusFlow作品说明文档.docx
@@ -8938,7 +8938,7 @@
           <w:color w:val="212121"/>
           <w:sz w:val="24"/>
         </w:rPr>
-        <w:t>导航层做了统一：7 个入口（仪表盘、智能排程、课程表、任务、目标、专注、预览）由一份配置生成，桌面与移动两套布局共用同一份数据，当前页高亮由脚本根据文件名判断。智能排程的图标特意选用了星芒形而非清单形，与任务页区分，避免用户误以为两者是同一个功能。</w:t>
+        <w:t>导航层做了统一：7 个入口（仪表盘、智能排程、课程表、任务、目标、专注、预览）由一份配置生成，桌面与移动两套布局共用同一份数据，当前页高亮由脚本根据文件名判断。智能排程的图标特意选用了星芒形而非清单形，与任务页区分，避免用户误以为两者是同一个功能。侧边栏底部的个人卡同样做了统一：7 个页面各留一个占位节点，昵称、专业、头像与等级由同一份脚本渲染，编辑后写入本地设置并即时刷新，不再出现"改了首页忘了课表页"的情况。</w:t>
       </w:r>
     </w:p>
     <w:p>
@@ -20241,15 +20241,12 @@
   <w:abstractNum w:abstractNumId="2">
     <w:lvl w:ilvl="0">
       <w:start w:val="1"/>
-      <w:numFmt w:val="bullet"/>
-      <w:lvlText w:val=""/>
+      <w:numFmt w:val="decimal"/>
+      <w:lvlText w:val="%1."/>
       <w:lvlJc w:val="left"/>
       <w:pPr>
         <w:ind w:left="420" w:hanging="420"/>
       </w:pPr>
-      <w:rPr>
-        <w:rFonts w:hint="default" w:ascii="Wingdings" w:hAnsi="Wingdings"/>
-      </w:rPr>
     </w:lvl>
   </w:abstractNum>
   <w:abstractNum w:abstractNumId="3">
@@ -20266,12 +20263,15 @@
   <w:abstractNum w:abstractNumId="4">
     <w:lvl w:ilvl="0">
       <w:start w:val="1"/>
-      <w:numFmt w:val="decimal"/>
-      <w:lvlText w:val="%1."/>
+      <w:numFmt w:val="bullet"/>
+      <w:lvlText w:val=""/>
       <w:lvlJc w:val="left"/>
       <w:pPr>
         <w:ind w:left="420" w:hanging="420"/>
       </w:pPr>
+      <w:rPr>
+        <w:rFonts w:hint="default" w:ascii="Wingdings" w:hAnsi="Wingdings"/>
+      </w:rPr>
     </w:lvl>
   </w:abstractNum>
   <w:abstractNum w:abstractNumId="5">
@@ -20285,23 +20285,23 @@
       </w:pPr>
     </w:lvl>
   </w:abstractNum>
-  <w:num w:numId="4">
-    <w:abstractNumId w:val="2"/>
-  </w:num>
-  <w:num w:numId="3">
+  <w:num w:numId="1">
     <w:abstractNumId w:val="1"/>
   </w:num>
   <w:num w:numId="2">
-    <w:abstractNumId w:val="3"/>
+    <w:abstractNumId w:val="5"/>
+  </w:num>
+  <w:num w:numId="4">
+    <w:abstractNumId w:val="4"/>
   </w:num>
   <w:num w:numId="5">
     <w:abstractNumId w:val="0"/>
   </w:num>
-  <w:num w:numId="1">
-    <w:abstractNumId w:val="4"/>
+  <w:num w:numId="3">
+    <w:abstractNumId w:val="2"/>
   </w:num>
   <w:num w:numId="6">
-    <w:abstractNumId w:val="5"/>
+    <w:abstractNumId w:val="3"/>
   </w:num>
 </w:numbering>
 </file>
@@ -20325,113 +20325,95 @@
     </w:pPrDefault>
   </w:docDefaults>
   <w:latentStyles w:defLockedState="0" w:defUIPriority="99" w:defSemiHidden="0" w:defUnhideWhenUsed="0" w:defQFormat="0" w:count="88">
+    <w:lsdException w:name="List Number 5" w:semiHidden="1" w:unhideWhenUsed="1"/>
+    <w:lsdException w:name="Body Text 2" w:semiHidden="1" w:unhideWhenUsed="1"/>
+    <w:lsdException w:name="heading 5" w:uiPriority="9" w:semiHidden="1" w:unhideWhenUsed="1" w:qFormat="1"/>
+    <w:lsdException w:name="footer" w:semiHidden="1" w:unhideWhenUsed="1"/>
+    <w:lsdException w:name="envelope address" w:semiHidden="1" w:unhideWhenUsed="1"/>
+    <w:lsdException w:name="List 5" w:semiHidden="1" w:unhideWhenUsed="1"/>
+    <w:lsdException w:name="List Bullet 5" w:semiHidden="1" w:unhideWhenUsed="1"/>
+    <w:lsdException w:name="index 1" w:semiHidden="1" w:unhideWhenUsed="1"/>
+    <w:lsdException w:name="List 2" w:semiHidden="1" w:unhideWhenUsed="1"/>
+    <w:lsdException w:name="List Continue 2" w:semiHidden="1" w:unhideWhenUsed="1"/>
+    <w:lsdException w:name="toc 6" w:uiPriority="39" w:semiHidden="1" w:unhideWhenUsed="1"/>
+    <w:lsdException w:name="toc 1" w:uiPriority="39" w:semiHidden="1" w:unhideWhenUsed="1"/>
+    <w:lsdException w:name="List Number 3" w:semiHidden="1" w:unhideWhenUsed="1"/>
+    <w:lsdException w:name="Block Text" w:semiHidden="1" w:unhideWhenUsed="1"/>
+    <w:lsdException w:name="Body Text Indent" w:semiHidden="1" w:unhideWhenUsed="1"/>
+    <w:lsdException w:name="toc 7" w:uiPriority="39" w:semiHidden="1" w:unhideWhenUsed="1"/>
+    <w:lsdException w:name="Date" w:semiHidden="1" w:unhideWhenUsed="1"/>
+    <w:lsdException w:name="toc 5" w:uiPriority="39" w:semiHidden="1" w:unhideWhenUsed="1"/>
+    <w:lsdException w:name="line number" w:semiHidden="1" w:unhideWhenUsed="1"/>
+    <w:lsdException w:name="Body Text First Indent 2" w:semiHidden="1" w:unhideWhenUsed="1"/>
+    <w:lsdException w:name="Salutation" w:semiHidden="1" w:unhideWhenUsed="1"/>
+    <w:lsdException w:name="List Number 4" w:semiHidden="1" w:unhideWhenUsed="1"/>
+    <w:lsdException w:name="heading 2" w:uiPriority="9" w:semiHidden="1" w:unhideWhenUsed="1" w:qFormat="1"/>
+    <w:lsdException w:name="heading 1" w:uiPriority="9" w:qFormat="1"/>
+    <w:lsdException w:name="List" w:semiHidden="1" w:unhideWhenUsed="1"/>
+    <w:lsdException w:name="heading 6" w:uiPriority="9" w:semiHidden="1" w:unhideWhenUsed="1" w:qFormat="1"/>
+    <w:lsdException w:name="macro" w:semiHidden="1" w:unhideWhenUsed="1"/>
+    <w:lsdException w:name="List Bullet 2" w:semiHidden="1" w:unhideWhenUsed="1"/>
+    <w:lsdException w:name="List Continue 5" w:semiHidden="1" w:unhideWhenUsed="1"/>
+    <w:lsdException w:name="Message Header" w:semiHidden="1" w:unhideWhenUsed="1"/>
+    <w:lsdException w:name="Body Text First Indent" w:semiHidden="1" w:unhideWhenUsed="1"/>
+    <w:lsdException w:name="Body Text Indent 3" w:semiHidden="1" w:unhideWhenUsed="1"/>
+    <w:lsdException w:name="heading 3" w:uiPriority="9" w:semiHidden="1" w:unhideWhenUsed="1" w:qFormat="1"/>
+    <w:lsdException w:name="heading 8" w:uiPriority="9" w:semiHidden="1" w:unhideWhenUsed="1" w:qFormat="1"/>
+    <w:lsdException w:name="Title" w:uiPriority="10" w:qFormat="1"/>
+    <w:lsdException w:name="List Bullet" w:semiHidden="1" w:unhideWhenUsed="1"/>
+    <w:lsdException w:name="index 4" w:semiHidden="1" w:unhideWhenUsed="1"/>
+    <w:lsdException w:name="List Continue 3" w:semiHidden="1" w:unhideWhenUsed="1"/>
+    <w:lsdException w:name="index heading" w:semiHidden="1" w:unhideWhenUsed="1"/>
+    <w:lsdException w:name="Body Text Indent 2" w:semiHidden="1" w:unhideWhenUsed="1"/>
+    <w:lsdException w:name="table of authorities" w:semiHidden="1" w:unhideWhenUsed="1"/>
+    <w:lsdException w:name="heading 9" w:uiPriority="9" w:semiHidden="1" w:unhideWhenUsed="1" w:qFormat="1"/>
+    <w:lsdException w:name="Body Text" w:semiHidden="1" w:unhideWhenUsed="1"/>
+    <w:lsdException w:name="FollowedHyperlink" w:semiHidden="1" w:unhideWhenUsed="1"/>
+    <w:lsdException w:name="index 5" w:semiHidden="1" w:unhideWhenUsed="1"/>
+    <w:lsdException w:name="toc 2" w:uiPriority="39" w:semiHidden="1" w:unhideWhenUsed="1"/>
+    <w:lsdException w:name="footnote text" w:semiHidden="1" w:unhideWhenUsed="1"/>
+    <w:lsdException w:name="List Number" w:semiHidden="1" w:unhideWhenUsed="1"/>
+    <w:lsdException w:name="Closing" w:semiHidden="1" w:unhideWhenUsed="1"/>
+    <w:lsdException w:name="page number" w:semiHidden="1" w:unhideWhenUsed="1"/>
+    <w:lsdException w:name="index 3" w:semiHidden="1" w:unhideWhenUsed="1"/>
+    <w:lsdException w:name="List Bullet 3" w:semiHidden="1" w:unhideWhenUsed="1"/>
     <w:lsdException w:name="List Continue 4" w:semiHidden="1" w:unhideWhenUsed="1"/>
-    <w:lsdException w:name="List 4" w:semiHidden="1" w:unhideWhenUsed="1"/>
-    <w:lsdException w:name="List Number 4" w:semiHidden="1" w:unhideWhenUsed="1"/>
-    <w:lsdException w:name="heading 3" w:uiPriority="9" w:semiHidden="1" w:unhideWhenUsed="1" w:qFormat="1"/>
-    <w:lsdException w:name="Body Text First Indent" w:semiHidden="1" w:unhideWhenUsed="1"/>
-    <w:lsdException w:name="List Continue 2" w:semiHidden="1" w:unhideWhenUsed="1"/>
-    <w:lsdException w:name="heading 1" w:uiPriority="9" w:qFormat="1"/>
-    <w:lsdException w:name="heading 8" w:uiPriority="9" w:semiHidden="1" w:unhideWhenUsed="1" w:qFormat="1"/>
-    <w:lsdException w:name="heading 6" w:uiPriority="9" w:semiHidden="1" w:unhideWhenUsed="1" w:qFormat="1"/>
-    <w:lsdException w:name="Normal Indent" w:semiHidden="1" w:unhideWhenUsed="1"/>
-    <w:lsdException w:name="toc 5" w:uiPriority="39" w:semiHidden="1" w:unhideWhenUsed="1"/>
-    <w:lsdException w:name="table of figures" w:semiHidden="1" w:unhideWhenUsed="1"/>
-    <w:lsdException w:name="heading 2" w:uiPriority="9" w:semiHidden="1" w:unhideWhenUsed="1" w:qFormat="1"/>
+    <w:lsdException w:name="toc 3" w:uiPriority="39" w:semiHidden="1" w:unhideWhenUsed="1"/>
+    <w:lsdException w:name="Default Paragraph Font" w:uiPriority="1" w:semiHidden="1" w:unhideWhenUsed="1"/>
+    <w:lsdException w:name="endnote reference" w:semiHidden="1" w:unhideWhenUsed="1"/>
+    <w:lsdException w:name="List 3" w:semiHidden="1" w:unhideWhenUsed="1"/>
+    <w:lsdException w:name="toc 8" w:uiPriority="39" w:semiHidden="1" w:unhideWhenUsed="1"/>
+    <w:lsdException w:name="Hyperlink" w:semiHidden="1" w:unhideWhenUsed="1"/>
+    <w:lsdException w:name="Signature" w:semiHidden="1" w:unhideWhenUsed="1"/>
+    <w:lsdException w:name="List Number 2" w:semiHidden="1" w:unhideWhenUsed="1"/>
+    <w:lsdException w:name="Body Text 3" w:semiHidden="1" w:unhideWhenUsed="1"/>
+    <w:lsdException w:name="footnote reference" w:semiHidden="1" w:unhideWhenUsed="1"/>
     <w:lsdException w:name="heading 4" w:uiPriority="9" w:semiHidden="1" w:unhideWhenUsed="1" w:qFormat="1"/>
-    <w:lsdException w:name="toc 3" w:uiPriority="39" w:semiHidden="1" w:unhideWhenUsed="1"/>
-    <w:lsdException w:name="toc 7" w:uiPriority="39" w:semiHidden="1" w:unhideWhenUsed="1"/>
-    <w:lsdException w:name="toc 1" w:uiPriority="39" w:semiHidden="1" w:unhideWhenUsed="1"/>
-    <w:lsdException w:name="toc 6" w:uiPriority="39" w:semiHidden="1" w:unhideWhenUsed="1"/>
-    <w:lsdException w:name="endnote reference" w:semiHidden="1" w:unhideWhenUsed="1"/>
-    <w:lsdException w:name="toc 8" w:uiPriority="39" w:semiHidden="1" w:unhideWhenUsed="1"/>
-    <w:lsdException w:name="annotation reference" w:semiHidden="1" w:unhideWhenUsed="1"/>
-    <w:lsdException w:name="Body Text Indent 2" w:semiHidden="1" w:unhideWhenUsed="1"/>
-    <w:lsdException w:name="caption" w:uiPriority="35" w:semiHidden="1" w:unhideWhenUsed="1" w:qFormat="1"/>
-    <w:lsdException w:name="Body Text" w:semiHidden="1" w:unhideWhenUsed="1"/>
-    <w:lsdException w:name="footnote reference" w:semiHidden="1" w:unhideWhenUsed="1"/>
-    <w:lsdException w:name="List 3" w:semiHidden="1" w:unhideWhenUsed="1"/>
-    <w:lsdException w:name="Body Text 3" w:semiHidden="1" w:unhideWhenUsed="1"/>
-    <w:lsdException w:name="List Number 3" w:semiHidden="1" w:unhideWhenUsed="1"/>
-    <w:lsdException w:name="List Number 5" w:semiHidden="1" w:unhideWhenUsed="1"/>
-    <w:lsdException w:name="index 7" w:semiHidden="1" w:unhideWhenUsed="1"/>
-    <w:lsdException w:name="footer" w:semiHidden="1" w:unhideWhenUsed="1"/>
-    <w:lsdException w:name="index heading" w:semiHidden="1" w:unhideWhenUsed="1"/>
+    <w:lsdException w:name="Normal" w:uiPriority="0" w:qFormat="1"/>
+    <w:lsdException w:name="index 8" w:semiHidden="1" w:unhideWhenUsed="1"/>
+    <w:lsdException w:name="toc 9" w:uiPriority="39" w:semiHidden="1" w:unhideWhenUsed="1"/>
+    <w:lsdException w:name="envelope return" w:semiHidden="1" w:unhideWhenUsed="1"/>
+    <w:lsdException w:name="Strong" w:uiPriority="22" w:qFormat="1"/>
+    <w:lsdException w:name="toa heading" w:semiHidden="1" w:unhideWhenUsed="1"/>
     <w:lsdException w:name="Note Heading" w:semiHidden="1" w:unhideWhenUsed="1"/>
+    <w:lsdException w:name="header" w:semiHidden="1" w:unhideWhenUsed="1"/>
     <w:lsdException w:name="Subtitle" w:uiPriority="11" w:qFormat="1"/>
-    <w:lsdException w:name="Title" w:uiPriority="10" w:qFormat="1"/>
-    <w:lsdException w:name="List Bullet 5" w:semiHidden="1" w:unhideWhenUsed="1"/>
-    <w:lsdException w:name="List Bullet 2" w:semiHidden="1" w:unhideWhenUsed="1"/>
-    <w:lsdException w:name="List Bullet 4" w:semiHidden="1" w:unhideWhenUsed="1"/>
-    <w:lsdException w:name="header" w:semiHidden="1" w:unhideWhenUsed="1"/>
-    <w:lsdException w:name="List Bullet" w:semiHidden="1" w:unhideWhenUsed="1"/>
-    <w:lsdException w:name="heading 5" w:uiPriority="9" w:semiHidden="1" w:unhideWhenUsed="1" w:qFormat="1"/>
-    <w:lsdException w:name="List Number" w:semiHidden="1" w:unhideWhenUsed="1"/>
-    <w:lsdException w:name="heading 7" w:uiPriority="9" w:semiHidden="1" w:unhideWhenUsed="1" w:qFormat="1"/>
-    <w:lsdException w:name="Hyperlink" w:semiHidden="1" w:unhideWhenUsed="1"/>
-    <w:lsdException w:name="Body Text 2" w:semiHidden="1" w:unhideWhenUsed="1"/>
-    <w:lsdException w:name="envelope address" w:semiHidden="1" w:unhideWhenUsed="1"/>
-    <w:lsdException w:name="List Continue" w:semiHidden="1" w:unhideWhenUsed="1"/>
-    <w:lsdException w:name="List Number 2" w:semiHidden="1" w:unhideWhenUsed="1"/>
-    <w:lsdException w:name="index 1" w:semiHidden="1" w:unhideWhenUsed="1"/>
-    <w:lsdException w:name="index 3" w:semiHidden="1" w:unhideWhenUsed="1"/>
-    <w:lsdException w:name="toa heading" w:semiHidden="1" w:unhideWhenUsed="1"/>
-    <w:lsdException w:name="List Bullet 3" w:semiHidden="1" w:unhideWhenUsed="1"/>
-    <w:lsdException w:name="FollowedHyperlink" w:semiHidden="1" w:unhideWhenUsed="1"/>
-    <w:lsdException w:name="endnote text" w:semiHidden="1" w:unhideWhenUsed="1"/>
-    <w:lsdException w:name="Salutation" w:semiHidden="1" w:unhideWhenUsed="1"/>
-    <w:lsdException w:name="Closing" w:semiHidden="1" w:unhideWhenUsed="1"/>
-    <w:lsdException w:name="table of authorities" w:semiHidden="1" w:unhideWhenUsed="1"/>
-    <w:lsdException w:name="line number" w:semiHidden="1" w:unhideWhenUsed="1"/>
-    <w:lsdException w:name="Block Text" w:semiHidden="1" w:unhideWhenUsed="1"/>
-    <w:lsdException w:name="footnote text" w:semiHidden="1" w:unhideWhenUsed="1"/>
-    <w:lsdException w:name="List" w:semiHidden="1" w:unhideWhenUsed="1"/>
+    <w:lsdException w:name="index 9" w:semiHidden="1" w:unhideWhenUsed="1"/>
     <w:lsdException w:name="index 6" w:semiHidden="1" w:unhideWhenUsed="1"/>
-    <w:lsdException w:name="index 9" w:semiHidden="1" w:unhideWhenUsed="1"/>
-    <w:lsdException w:name="index 8" w:semiHidden="1" w:unhideWhenUsed="1"/>
-    <w:lsdException w:name="index 4" w:semiHidden="1" w:unhideWhenUsed="1"/>
     <w:lsdException w:name="index 2" w:semiHidden="1" w:unhideWhenUsed="1"/>
     <w:lsdException w:name="annotation text" w:semiHidden="1" w:unhideWhenUsed="1"/>
-    <w:lsdException w:name="macro" w:semiHidden="1" w:unhideWhenUsed="1"/>
-    <w:lsdException w:name="toc 9" w:uiPriority="39" w:semiHidden="1" w:unhideWhenUsed="1"/>
-    <w:lsdException w:name="Date" w:semiHidden="1" w:unhideWhenUsed="1"/>
-    <w:lsdException w:name="Normal" w:uiPriority="0" w:qFormat="1"/>
-    <w:lsdException w:name="Strong" w:uiPriority="22" w:qFormat="1"/>
-    <w:lsdException w:name="page number" w:semiHidden="1" w:unhideWhenUsed="1"/>
-    <w:lsdException w:name="List Continue 3" w:semiHidden="1" w:unhideWhenUsed="1"/>
-    <w:lsdException w:name="Default Paragraph Font" w:uiPriority="1" w:semiHidden="1" w:unhideWhenUsed="1"/>
-    <w:lsdException w:name="List Continue 5" w:semiHidden="1" w:unhideWhenUsed="1"/>
-    <w:lsdException w:name="envelope return" w:semiHidden="1" w:unhideWhenUsed="1"/>
-    <w:lsdException w:name="index 5" w:semiHidden="1" w:unhideWhenUsed="1"/>
-    <w:lsdException w:name="Signature" w:semiHidden="1" w:unhideWhenUsed="1"/>
-    <w:lsdException w:name="Body Text Indent 3" w:semiHidden="1" w:unhideWhenUsed="1"/>
-    <w:lsdException w:name="heading 9" w:uiPriority="9" w:semiHidden="1" w:unhideWhenUsed="1" w:qFormat="1"/>
-    <w:lsdException w:name="Body Text First Indent 2" w:semiHidden="1" w:unhideWhenUsed="1"/>
+    <w:lsdException w:name="table of figures" w:semiHidden="1" w:unhideWhenUsed="1"/>
+    <w:lsdException w:name="annotation reference" w:semiHidden="1" w:unhideWhenUsed="1"/>
+    <w:lsdException w:name="List Bullet 4" w:semiHidden="1" w:unhideWhenUsed="1"/>
+    <w:lsdException w:name="heading 7" w:uiPriority="9" w:semiHidden="1" w:unhideWhenUsed="1" w:qFormat="1"/>
+    <w:lsdException w:name="Normal Indent" w:semiHidden="1" w:unhideWhenUsed="1"/>
+    <w:lsdException w:name="List 4" w:semiHidden="1" w:unhideWhenUsed="1"/>
+    <w:lsdException w:name="index 7" w:semiHidden="1" w:unhideWhenUsed="1"/>
     <w:lsdException w:name="toc 4" w:uiPriority="39" w:semiHidden="1" w:unhideWhenUsed="1"/>
-    <w:lsdException w:name="toc 2" w:uiPriority="39" w:semiHidden="1" w:unhideWhenUsed="1"/>
-    <w:lsdException w:name="List 5" w:semiHidden="1" w:unhideWhenUsed="1"/>
-    <w:lsdException w:name="List 2" w:semiHidden="1" w:unhideWhenUsed="1"/>
-    <w:lsdException w:name="Body Text Indent" w:semiHidden="1" w:unhideWhenUsed="1"/>
-    <w:lsdException w:name="Message Header" w:semiHidden="1" w:unhideWhenUsed="1"/>
+    <w:lsdException w:name="endnote text" w:semiHidden="1" w:unhideWhenUsed="1"/>
+    <w:lsdException w:name="caption" w:uiPriority="35" w:semiHidden="1" w:unhideWhenUsed="1" w:qFormat="1"/>
+    <w:lsdException w:name="List Continue" w:semiHidden="1" w:unhideWhenUsed="1"/>
   </w:latentStyles>
-  <w:style w:type="paragraph" w:styleId="000006">
-    <w:name w:val="heading 3"/>
-    <w:basedOn w:val="Normal"/>
-    <w:next w:val="Normal"/>
-    <w:uiPriority w:val="9"/>
-    <w:qFormat w:val="1"/>
-    <w:pPr>
-      <w:keepNext w:val="1"/>
-      <w:keepLines w:val="1"/>
-      <w:spacing w:before="180" w:after="80"/>
-      <w:outlineLvl w:val="2"/>
-    </w:pPr>
-    <w:rPr>
-      <w:b w:val="1"/>
-      <w:sz w:val="24"/>
-      <w:szCs w:val="24"/>
-    </w:rPr>
-  </w:style>
   <w:style w:type="paragraph" w:styleId="000003">
     <w:name w:val="toc 1"/>
     <w:basedOn w:val="Normal"/>
@@ -20446,6 +20428,24 @@
       <w:rFonts w:ascii="SimSun" w:hAnsi="SimSun" w:eastAsia="SimSun" w:cs="SimSun"/>
       <w:sz w:val="24"/>
       <w:szCs w:val="24"/>
+    </w:rPr>
+  </w:style>
+  <w:style w:type="paragraph" w:styleId="000004">
+    <w:name w:val="heading 1"/>
+    <w:basedOn w:val="Normal"/>
+    <w:next w:val="Normal"/>
+    <w:uiPriority w:val="9"/>
+    <w:qFormat w:val="1"/>
+    <w:pPr>
+      <w:keepNext w:val="1"/>
+      <w:keepLines w:val="1"/>
+      <w:spacing w:before="240" w:after="120"/>
+      <w:outlineLvl w:val="0"/>
+    </w:pPr>
+    <w:rPr>
+      <w:b w:val="1"/>
+      <w:sz w:val="32"/>
+      <w:szCs w:val="32"/>
     </w:rPr>
   </w:style>
   <w:style w:type="paragraph" w:styleId="000005">
@@ -20466,8 +20466,8 @@
       <w:szCs w:val="26"/>
     </w:rPr>
   </w:style>
-  <w:style w:type="paragraph" w:styleId="000004">
-    <w:name w:val="heading 1"/>
+  <w:style w:type="paragraph" w:styleId="000006">
+    <w:name w:val="heading 3"/>
     <w:basedOn w:val="Normal"/>
     <w:next w:val="Normal"/>
     <w:uiPriority w:val="9"/>
@@ -20475,13 +20475,13 @@
     <w:pPr>
       <w:keepNext w:val="1"/>
       <w:keepLines w:val="1"/>
-      <w:spacing w:before="240" w:after="120"/>
-      <w:outlineLvl w:val="0"/>
+      <w:spacing w:before="180" w:after="80"/>
+      <w:outlineLvl w:val="2"/>
     </w:pPr>
     <w:rPr>
       <w:b w:val="1"/>
-      <w:sz w:val="32"/>
-      <w:szCs w:val="32"/>
+      <w:sz w:val="24"/>
+      <w:szCs w:val="24"/>
     </w:rPr>
   </w:style>
 </w:styles>

--- a/参赛材料/CampusFlow作品说明文档.docx
+++ b/参赛材料/CampusFlow作品说明文档.docx
@@ -18549,7 +18549,7 @@
                 <w:color w:val="212121"/>
                 <w:sz w:val="20"/>
               </w:rPr>
-              <w:t>5 分钟以内，含中文字幕，覆盖数据录入、智能排程、专注记录、数据备份全流程</w:t>
+              <w:t>3 分 00 秒，中文旁白，覆盖仪表盘、智能排程、任务与目标、专注与在线预览全流程</w:t>
             </w:r>
           </w:p>
         </w:tc>
@@ -20219,12 +20219,15 @@
   <w:abstractNum w:abstractNumId="0">
     <w:lvl w:ilvl="0">
       <w:start w:val="1"/>
-      <w:numFmt w:val="decimal"/>
-      <w:lvlText w:val="%1."/>
+      <w:numFmt w:val="bullet"/>
+      <w:lvlText w:val=""/>
       <w:lvlJc w:val="left"/>
       <w:pPr>
         <w:ind w:left="420" w:hanging="420"/>
       </w:pPr>
+      <w:rPr>
+        <w:rFonts w:hint="default" w:ascii="Wingdings" w:hAnsi="Wingdings"/>
+      </w:rPr>
     </w:lvl>
   </w:abstractNum>
   <w:abstractNum w:abstractNumId="1">
@@ -20263,15 +20266,12 @@
   <w:abstractNum w:abstractNumId="4">
     <w:lvl w:ilvl="0">
       <w:start w:val="1"/>
-      <w:numFmt w:val="bullet"/>
-      <w:lvlText w:val=""/>
+      <w:numFmt w:val="decimal"/>
+      <w:lvlText w:val="%1."/>
       <w:lvlJc w:val="left"/>
       <w:pPr>
         <w:ind w:left="420" w:hanging="420"/>
       </w:pPr>
-      <w:rPr>
-        <w:rFonts w:hint="default" w:ascii="Wingdings" w:hAnsi="Wingdings"/>
-      </w:rPr>
     </w:lvl>
   </w:abstractNum>
   <w:abstractNum w:abstractNumId="5">
@@ -20285,23 +20285,23 @@
       </w:pPr>
     </w:lvl>
   </w:abstractNum>
-  <w:num w:numId="1">
+  <w:num w:numId="5">
     <w:abstractNumId w:val="1"/>
   </w:num>
-  <w:num w:numId="2">
+  <w:num w:numId="4">
+    <w:abstractNumId w:val="0"/>
+  </w:num>
+  <w:num w:numId="6">
+    <w:abstractNumId w:val="4"/>
+  </w:num>
+  <w:num w:numId="1">
     <w:abstractNumId w:val="5"/>
   </w:num>
-  <w:num w:numId="4">
-    <w:abstractNumId w:val="4"/>
-  </w:num>
-  <w:num w:numId="5">
-    <w:abstractNumId w:val="0"/>
+  <w:num w:numId="2">
+    <w:abstractNumId w:val="3"/>
   </w:num>
   <w:num w:numId="3">
     <w:abstractNumId w:val="2"/>
-  </w:num>
-  <w:num w:numId="6">
-    <w:abstractNumId w:val="3"/>
   </w:num>
 </w:numbering>
 </file>
@@ -20325,111 +20325,95 @@
     </w:pPrDefault>
   </w:docDefaults>
   <w:latentStyles w:defLockedState="0" w:defUIPriority="99" w:defSemiHidden="0" w:defUnhideWhenUsed="0" w:defQFormat="0" w:count="88">
+    <w:lsdException w:name="Body Text First Indent" w:semiHidden="1" w:unhideWhenUsed="1"/>
     <w:lsdException w:name="List Number 5" w:semiHidden="1" w:unhideWhenUsed="1"/>
+    <w:lsdException w:name="Signature" w:semiHidden="1" w:unhideWhenUsed="1"/>
+    <w:lsdException w:name="Date" w:semiHidden="1" w:unhideWhenUsed="1"/>
+    <w:lsdException w:name="Hyperlink" w:semiHidden="1" w:unhideWhenUsed="1"/>
+    <w:lsdException w:name="List 2" w:semiHidden="1" w:unhideWhenUsed="1"/>
+    <w:lsdException w:name="toa heading" w:semiHidden="1" w:unhideWhenUsed="1"/>
+    <w:lsdException w:name="heading 2" w:uiPriority="9" w:semiHidden="1" w:unhideWhenUsed="1" w:qFormat="1"/>
+    <w:lsdException w:name="heading 3" w:uiPriority="9" w:semiHidden="1" w:unhideWhenUsed="1" w:qFormat="1"/>
+    <w:lsdException w:name="List 5" w:semiHidden="1" w:unhideWhenUsed="1"/>
+    <w:lsdException w:name="footnote reference" w:semiHidden="1" w:unhideWhenUsed="1"/>
+    <w:lsdException w:name="List Continue 3" w:semiHidden="1" w:unhideWhenUsed="1"/>
+    <w:lsdException w:name="heading 7" w:uiPriority="9" w:semiHidden="1" w:unhideWhenUsed="1" w:qFormat="1"/>
+    <w:lsdException w:name="Salutation" w:semiHidden="1" w:unhideWhenUsed="1"/>
+    <w:lsdException w:name="List" w:semiHidden="1" w:unhideWhenUsed="1"/>
+    <w:lsdException w:name="toc 4" w:uiPriority="39" w:semiHidden="1" w:unhideWhenUsed="1"/>
+    <w:lsdException w:name="List 4" w:semiHidden="1" w:unhideWhenUsed="1"/>
+    <w:lsdException w:name="List Bullet 4" w:semiHidden="1" w:unhideWhenUsed="1"/>
+    <w:lsdException w:name="List Bullet 5" w:semiHidden="1" w:unhideWhenUsed="1"/>
+    <w:lsdException w:name="Closing" w:semiHidden="1" w:unhideWhenUsed="1"/>
+    <w:lsdException w:name="List Number 2" w:semiHidden="1" w:unhideWhenUsed="1"/>
+    <w:lsdException w:name="caption" w:uiPriority="35" w:semiHidden="1" w:unhideWhenUsed="1" w:qFormat="1"/>
+    <w:lsdException w:name="toc 5" w:uiPriority="39" w:semiHidden="1" w:unhideWhenUsed="1"/>
+    <w:lsdException w:name="index 9" w:semiHidden="1" w:unhideWhenUsed="1"/>
+    <w:lsdException w:name="index 8" w:semiHidden="1" w:unhideWhenUsed="1"/>
+    <w:lsdException w:name="Body Text Indent 2" w:semiHidden="1" w:unhideWhenUsed="1"/>
+    <w:lsdException w:name="index 2" w:semiHidden="1" w:unhideWhenUsed="1"/>
+    <w:lsdException w:name="line number" w:semiHidden="1" w:unhideWhenUsed="1"/>
+    <w:lsdException w:name="Body Text Indent" w:semiHidden="1" w:unhideWhenUsed="1"/>
+    <w:lsdException w:name="index heading" w:semiHidden="1" w:unhideWhenUsed="1"/>
+    <w:lsdException w:name="toc 9" w:uiPriority="39" w:semiHidden="1" w:unhideWhenUsed="1"/>
+    <w:lsdException w:name="heading 6" w:uiPriority="9" w:semiHidden="1" w:unhideWhenUsed="1" w:qFormat="1"/>
+    <w:lsdException w:name="toc 8" w:uiPriority="39" w:semiHidden="1" w:unhideWhenUsed="1"/>
+    <w:lsdException w:name="toc 3" w:uiPriority="39" w:semiHidden="1" w:unhideWhenUsed="1"/>
+    <w:lsdException w:name="Subtitle" w:uiPriority="11" w:qFormat="1"/>
+    <w:lsdException w:name="endnote text" w:semiHidden="1" w:unhideWhenUsed="1"/>
+    <w:lsdException w:name="List Number 3" w:semiHidden="1" w:unhideWhenUsed="1"/>
+    <w:lsdException w:name="List Continue" w:semiHidden="1" w:unhideWhenUsed="1"/>
+    <w:lsdException w:name="Body Text 3" w:semiHidden="1" w:unhideWhenUsed="1"/>
+    <w:lsdException w:name="Body Text" w:semiHidden="1" w:unhideWhenUsed="1"/>
+    <w:lsdException w:name="endnote reference" w:semiHidden="1" w:unhideWhenUsed="1"/>
+    <w:lsdException w:name="footnote text" w:semiHidden="1" w:unhideWhenUsed="1"/>
+    <w:lsdException w:name="table of figures" w:semiHidden="1" w:unhideWhenUsed="1"/>
+    <w:lsdException w:name="Message Header" w:semiHidden="1" w:unhideWhenUsed="1"/>
+    <w:lsdException w:name="index 1" w:semiHidden="1" w:unhideWhenUsed="1"/>
+    <w:lsdException w:name="index 5" w:semiHidden="1" w:unhideWhenUsed="1"/>
+    <w:lsdException w:name="header" w:semiHidden="1" w:unhideWhenUsed="1"/>
     <w:lsdException w:name="Body Text 2" w:semiHidden="1" w:unhideWhenUsed="1"/>
+    <w:lsdException w:name="macro" w:semiHidden="1" w:unhideWhenUsed="1"/>
     <w:lsdException w:name="heading 5" w:uiPriority="9" w:semiHidden="1" w:unhideWhenUsed="1" w:qFormat="1"/>
+    <w:lsdException w:name="heading 1" w:uiPriority="9" w:qFormat="1"/>
+    <w:lsdException w:name="Block Text" w:semiHidden="1" w:unhideWhenUsed="1"/>
+    <w:lsdException w:name="Strong" w:uiPriority="22" w:qFormat="1"/>
+    <w:lsdException w:name="Normal" w:uiPriority="0" w:qFormat="1"/>
+    <w:lsdException w:name="toc 2" w:uiPriority="39" w:semiHidden="1" w:unhideWhenUsed="1"/>
+    <w:lsdException w:name="Body Text Indent 3" w:semiHidden="1" w:unhideWhenUsed="1"/>
+    <w:lsdException w:name="table of authorities" w:semiHidden="1" w:unhideWhenUsed="1"/>
+    <w:lsdException w:name="heading 4" w:uiPriority="9" w:semiHidden="1" w:unhideWhenUsed="1" w:qFormat="1"/>
+    <w:lsdException w:name="heading 9" w:uiPriority="9" w:semiHidden="1" w:unhideWhenUsed="1" w:qFormat="1"/>
+    <w:lsdException w:name="Note Heading" w:semiHidden="1" w:unhideWhenUsed="1"/>
+    <w:lsdException w:name="List Number" w:semiHidden="1" w:unhideWhenUsed="1"/>
     <w:lsdException w:name="footer" w:semiHidden="1" w:unhideWhenUsed="1"/>
-    <w:lsdException w:name="envelope address" w:semiHidden="1" w:unhideWhenUsed="1"/>
-    <w:lsdException w:name="List 5" w:semiHidden="1" w:unhideWhenUsed="1"/>
-    <w:lsdException w:name="List Bullet 5" w:semiHidden="1" w:unhideWhenUsed="1"/>
-    <w:lsdException w:name="index 1" w:semiHidden="1" w:unhideWhenUsed="1"/>
-    <w:lsdException w:name="List 2" w:semiHidden="1" w:unhideWhenUsed="1"/>
-    <w:lsdException w:name="List Continue 2" w:semiHidden="1" w:unhideWhenUsed="1"/>
+    <w:lsdException w:name="index 4" w:semiHidden="1" w:unhideWhenUsed="1"/>
+    <w:lsdException w:name="Body Text First Indent 2" w:semiHidden="1" w:unhideWhenUsed="1"/>
+    <w:lsdException w:name="List Continue 4" w:semiHidden="1" w:unhideWhenUsed="1"/>
+    <w:lsdException w:name="page number" w:semiHidden="1" w:unhideWhenUsed="1"/>
+    <w:lsdException w:name="List Continue 5" w:semiHidden="1" w:unhideWhenUsed="1"/>
+    <w:lsdException w:name="List Bullet 2" w:semiHidden="1" w:unhideWhenUsed="1"/>
+    <w:lsdException w:name="List Bullet 3" w:semiHidden="1" w:unhideWhenUsed="1"/>
+    <w:lsdException w:name="envelope return" w:semiHidden="1" w:unhideWhenUsed="1"/>
+    <w:lsdException w:name="List Number 4" w:semiHidden="1" w:unhideWhenUsed="1"/>
+    <w:lsdException w:name="Title" w:uiPriority="10" w:qFormat="1"/>
+    <w:lsdException w:name="toc 7" w:uiPriority="39" w:semiHidden="1" w:unhideWhenUsed="1"/>
     <w:lsdException w:name="toc 6" w:uiPriority="39" w:semiHidden="1" w:unhideWhenUsed="1"/>
     <w:lsdException w:name="toc 1" w:uiPriority="39" w:semiHidden="1" w:unhideWhenUsed="1"/>
-    <w:lsdException w:name="List Number 3" w:semiHidden="1" w:unhideWhenUsed="1"/>
-    <w:lsdException w:name="Block Text" w:semiHidden="1" w:unhideWhenUsed="1"/>
-    <w:lsdException w:name="Body Text Indent" w:semiHidden="1" w:unhideWhenUsed="1"/>
-    <w:lsdException w:name="toc 7" w:uiPriority="39" w:semiHidden="1" w:unhideWhenUsed="1"/>
-    <w:lsdException w:name="Date" w:semiHidden="1" w:unhideWhenUsed="1"/>
-    <w:lsdException w:name="toc 5" w:uiPriority="39" w:semiHidden="1" w:unhideWhenUsed="1"/>
-    <w:lsdException w:name="line number" w:semiHidden="1" w:unhideWhenUsed="1"/>
-    <w:lsdException w:name="Body Text First Indent 2" w:semiHidden="1" w:unhideWhenUsed="1"/>
-    <w:lsdException w:name="Salutation" w:semiHidden="1" w:unhideWhenUsed="1"/>
-    <w:lsdException w:name="List Number 4" w:semiHidden="1" w:unhideWhenUsed="1"/>
-    <w:lsdException w:name="heading 2" w:uiPriority="9" w:semiHidden="1" w:unhideWhenUsed="1" w:qFormat="1"/>
-    <w:lsdException w:name="heading 1" w:uiPriority="9" w:qFormat="1"/>
-    <w:lsdException w:name="List" w:semiHidden="1" w:unhideWhenUsed="1"/>
-    <w:lsdException w:name="heading 6" w:uiPriority="9" w:semiHidden="1" w:unhideWhenUsed="1" w:qFormat="1"/>
-    <w:lsdException w:name="macro" w:semiHidden="1" w:unhideWhenUsed="1"/>
-    <w:lsdException w:name="List Bullet 2" w:semiHidden="1" w:unhideWhenUsed="1"/>
-    <w:lsdException w:name="List Continue 5" w:semiHidden="1" w:unhideWhenUsed="1"/>
-    <w:lsdException w:name="Message Header" w:semiHidden="1" w:unhideWhenUsed="1"/>
-    <w:lsdException w:name="Body Text First Indent" w:semiHidden="1" w:unhideWhenUsed="1"/>
-    <w:lsdException w:name="Body Text Indent 3" w:semiHidden="1" w:unhideWhenUsed="1"/>
-    <w:lsdException w:name="heading 3" w:uiPriority="9" w:semiHidden="1" w:unhideWhenUsed="1" w:qFormat="1"/>
+    <w:lsdException w:name="envelope address" w:semiHidden="1" w:unhideWhenUsed="1"/>
+    <w:lsdException w:name="List 3" w:semiHidden="1" w:unhideWhenUsed="1"/>
+    <w:lsdException w:name="Default Paragraph Font" w:uiPriority="1" w:semiHidden="1" w:unhideWhenUsed="1"/>
+    <w:lsdException w:name="Normal Indent" w:semiHidden="1" w:unhideWhenUsed="1"/>
+    <w:lsdException w:name="FollowedHyperlink" w:semiHidden="1" w:unhideWhenUsed="1"/>
+    <w:lsdException w:name="List Bullet" w:semiHidden="1" w:unhideWhenUsed="1"/>
+    <w:lsdException w:name="List Continue 2" w:semiHidden="1" w:unhideWhenUsed="1"/>
+    <w:lsdException w:name="index 6" w:semiHidden="1" w:unhideWhenUsed="1"/>
+    <w:lsdException w:name="annotation reference" w:semiHidden="1" w:unhideWhenUsed="1"/>
     <w:lsdException w:name="heading 8" w:uiPriority="9" w:semiHidden="1" w:unhideWhenUsed="1" w:qFormat="1"/>
-    <w:lsdException w:name="Title" w:uiPriority="10" w:qFormat="1"/>
-    <w:lsdException w:name="List Bullet" w:semiHidden="1" w:unhideWhenUsed="1"/>
-    <w:lsdException w:name="index 4" w:semiHidden="1" w:unhideWhenUsed="1"/>
-    <w:lsdException w:name="List Continue 3" w:semiHidden="1" w:unhideWhenUsed="1"/>
-    <w:lsdException w:name="index heading" w:semiHidden="1" w:unhideWhenUsed="1"/>
-    <w:lsdException w:name="Body Text Indent 2" w:semiHidden="1" w:unhideWhenUsed="1"/>
-    <w:lsdException w:name="table of authorities" w:semiHidden="1" w:unhideWhenUsed="1"/>
-    <w:lsdException w:name="heading 9" w:uiPriority="9" w:semiHidden="1" w:unhideWhenUsed="1" w:qFormat="1"/>
-    <w:lsdException w:name="Body Text" w:semiHidden="1" w:unhideWhenUsed="1"/>
-    <w:lsdException w:name="FollowedHyperlink" w:semiHidden="1" w:unhideWhenUsed="1"/>
-    <w:lsdException w:name="index 5" w:semiHidden="1" w:unhideWhenUsed="1"/>
-    <w:lsdException w:name="toc 2" w:uiPriority="39" w:semiHidden="1" w:unhideWhenUsed="1"/>
-    <w:lsdException w:name="footnote text" w:semiHidden="1" w:unhideWhenUsed="1"/>
-    <w:lsdException w:name="List Number" w:semiHidden="1" w:unhideWhenUsed="1"/>
-    <w:lsdException w:name="Closing" w:semiHidden="1" w:unhideWhenUsed="1"/>
-    <w:lsdException w:name="page number" w:semiHidden="1" w:unhideWhenUsed="1"/>
+    <w:lsdException w:name="index 7" w:semiHidden="1" w:unhideWhenUsed="1"/>
     <w:lsdException w:name="index 3" w:semiHidden="1" w:unhideWhenUsed="1"/>
-    <w:lsdException w:name="List Bullet 3" w:semiHidden="1" w:unhideWhenUsed="1"/>
-    <w:lsdException w:name="List Continue 4" w:semiHidden="1" w:unhideWhenUsed="1"/>
-    <w:lsdException w:name="toc 3" w:uiPriority="39" w:semiHidden="1" w:unhideWhenUsed="1"/>
-    <w:lsdException w:name="Default Paragraph Font" w:uiPriority="1" w:semiHidden="1" w:unhideWhenUsed="1"/>
-    <w:lsdException w:name="endnote reference" w:semiHidden="1" w:unhideWhenUsed="1"/>
-    <w:lsdException w:name="List 3" w:semiHidden="1" w:unhideWhenUsed="1"/>
-    <w:lsdException w:name="toc 8" w:uiPriority="39" w:semiHidden="1" w:unhideWhenUsed="1"/>
-    <w:lsdException w:name="Hyperlink" w:semiHidden="1" w:unhideWhenUsed="1"/>
-    <w:lsdException w:name="Signature" w:semiHidden="1" w:unhideWhenUsed="1"/>
-    <w:lsdException w:name="List Number 2" w:semiHidden="1" w:unhideWhenUsed="1"/>
-    <w:lsdException w:name="Body Text 3" w:semiHidden="1" w:unhideWhenUsed="1"/>
-    <w:lsdException w:name="footnote reference" w:semiHidden="1" w:unhideWhenUsed="1"/>
-    <w:lsdException w:name="heading 4" w:uiPriority="9" w:semiHidden="1" w:unhideWhenUsed="1" w:qFormat="1"/>
-    <w:lsdException w:name="Normal" w:uiPriority="0" w:qFormat="1"/>
-    <w:lsdException w:name="index 8" w:semiHidden="1" w:unhideWhenUsed="1"/>
-    <w:lsdException w:name="toc 9" w:uiPriority="39" w:semiHidden="1" w:unhideWhenUsed="1"/>
-    <w:lsdException w:name="envelope return" w:semiHidden="1" w:unhideWhenUsed="1"/>
-    <w:lsdException w:name="Strong" w:uiPriority="22" w:qFormat="1"/>
-    <w:lsdException w:name="toa heading" w:semiHidden="1" w:unhideWhenUsed="1"/>
-    <w:lsdException w:name="Note Heading" w:semiHidden="1" w:unhideWhenUsed="1"/>
-    <w:lsdException w:name="header" w:semiHidden="1" w:unhideWhenUsed="1"/>
-    <w:lsdException w:name="Subtitle" w:uiPriority="11" w:qFormat="1"/>
-    <w:lsdException w:name="index 9" w:semiHidden="1" w:unhideWhenUsed="1"/>
-    <w:lsdException w:name="index 6" w:semiHidden="1" w:unhideWhenUsed="1"/>
-    <w:lsdException w:name="index 2" w:semiHidden="1" w:unhideWhenUsed="1"/>
     <w:lsdException w:name="annotation text" w:semiHidden="1" w:unhideWhenUsed="1"/>
-    <w:lsdException w:name="table of figures" w:semiHidden="1" w:unhideWhenUsed="1"/>
-    <w:lsdException w:name="annotation reference" w:semiHidden="1" w:unhideWhenUsed="1"/>
-    <w:lsdException w:name="List Bullet 4" w:semiHidden="1" w:unhideWhenUsed="1"/>
-    <w:lsdException w:name="heading 7" w:uiPriority="9" w:semiHidden="1" w:unhideWhenUsed="1" w:qFormat="1"/>
-    <w:lsdException w:name="Normal Indent" w:semiHidden="1" w:unhideWhenUsed="1"/>
-    <w:lsdException w:name="List 4" w:semiHidden="1" w:unhideWhenUsed="1"/>
-    <w:lsdException w:name="index 7" w:semiHidden="1" w:unhideWhenUsed="1"/>
-    <w:lsdException w:name="toc 4" w:uiPriority="39" w:semiHidden="1" w:unhideWhenUsed="1"/>
-    <w:lsdException w:name="endnote text" w:semiHidden="1" w:unhideWhenUsed="1"/>
-    <w:lsdException w:name="caption" w:uiPriority="35" w:semiHidden="1" w:unhideWhenUsed="1" w:qFormat="1"/>
-    <w:lsdException w:name="List Continue" w:semiHidden="1" w:unhideWhenUsed="1"/>
   </w:latentStyles>
-  <w:style w:type="paragraph" w:styleId="000003">
-    <w:name w:val="toc 1"/>
-    <w:basedOn w:val="Normal"/>
-    <w:qFormat w:val="1"/>
-    <w:pPr>
-      <w:tabs>
-        <w:tab w:val="right" w:leader="dot" w:pos="9072"/>
-      </w:tabs>
-      <w:spacing w:before="120" w:after="120" w:line="360"/>
-    </w:pPr>
-    <w:rPr>
-      <w:rFonts w:ascii="SimSun" w:hAnsi="SimSun" w:eastAsia="SimSun" w:cs="SimSun"/>
-      <w:sz w:val="24"/>
-      <w:szCs w:val="24"/>
-    </w:rPr>
-  </w:style>
   <w:style w:type="paragraph" w:styleId="000004">
     <w:name w:val="heading 1"/>
     <w:basedOn w:val="Normal"/>
@@ -20464,6 +20448,22 @@
       <w:b w:val="1"/>
       <w:sz w:val="26"/>
       <w:szCs w:val="26"/>
+    </w:rPr>
+  </w:style>
+  <w:style w:type="paragraph" w:styleId="000003">
+    <w:name w:val="toc 1"/>
+    <w:basedOn w:val="Normal"/>
+    <w:qFormat w:val="1"/>
+    <w:pPr>
+      <w:tabs>
+        <w:tab w:val="right" w:leader="dot" w:pos="9072"/>
+      </w:tabs>
+      <w:spacing w:before="120" w:after="120" w:line="360"/>
+    </w:pPr>
+    <w:rPr>
+      <w:rFonts w:ascii="SimSun" w:hAnsi="SimSun" w:eastAsia="SimSun" w:cs="SimSun"/>
+      <w:sz w:val="24"/>
+      <w:szCs w:val="24"/>
     </w:rPr>
   </w:style>
   <w:style w:type="paragraph" w:styleId="000006">
